--- a/output/summary/packaging/FederatedGqlBreakDown-BE-packaging.docx
+++ b/output/summary/packaging/FederatedGqlBreakDown-BE-packaging.docx
@@ -76,7 +76,7 @@
                 <w:color w:val="1F497D"/>
                 <w:sz w:val="22"/>
               </w:rPr>
-              <w:t>24</w:t>
+              <w:t>18</w:t>
             </w:r>
           </w:p>
         </w:tc>
@@ -132,7 +132,7 @@
                 <w:color w:val="1F497D"/>
                 <w:sz w:val="22"/>
               </w:rPr>
-              <w:t>🔴 0  🟠 2  🟡 9  🟢 13</w:t>
+              <w:t>🔴 0  🟠 2  🟡 11  🟢 5</w:t>
             </w:r>
           </w:p>
         </w:tc>
@@ -192,7 +192,7 @@
           <w:color w:val="444444"/>
           <w:sz w:val="18"/>
         </w:rPr>
-        <w:t xml:space="preserve">   |   Generated: 2026-07-16</w:t>
+        <w:t xml:space="preserve">   |   Generated: 2026-07-17</w:t>
       </w:r>
     </w:p>
     <w:p>
@@ -2565,7 +2565,22 @@
           <w:color w:val="444444"/>
           <w:sz w:val="18"/>
         </w:rPr>
-        <w:t>.</w:t>
+        <w:t xml:space="preserve">. </w:t>
+      </w:r>
+      <w:r>
+        <w:rPr>
+          <w:b/>
+          <w:color w:val="444444"/>
+          <w:sz w:val="18"/>
+        </w:rPr>
+        <w:t>Focus</w:t>
+      </w:r>
+      <w:r>
+        <w:rPr>
+          <w:color w:val="444444"/>
+          <w:sz w:val="18"/>
+        </w:rPr>
+        <w:t xml:space="preserve"> names the phase category each step advances — same convention as the frontend order map.</w:t>
       </w:r>
     </w:p>
     <w:p>
@@ -2610,9 +2625,10 @@
         </w:tblBorders>
       </w:tblPr>
       <w:tblGrid>
-        <w:gridCol w:w="3419"/>
-        <w:gridCol w:w="3419"/>
-        <w:gridCol w:w="3419"/>
+        <w:gridCol w:w="2564"/>
+        <w:gridCol w:w="2564"/>
+        <w:gridCol w:w="2564"/>
+        <w:gridCol w:w="2564"/>
       </w:tblGrid>
       <w:tr>
         <w:trPr>
@@ -2620,7 +2636,7 @@
         </w:trPr>
         <w:tc>
           <w:tcPr>
-            <w:tcW w:type="dxa" w:w="3419"/>
+            <w:tcW w:type="dxa" w:w="2564"/>
             <w:shd w:val="clear" w:color="auto" w:fill="DAE8FC"/>
             <w:vAlign w:val="top"/>
           </w:tcPr>
@@ -2640,7 +2656,7 @@
         </w:tc>
         <w:tc>
           <w:tcPr>
-            <w:tcW w:type="dxa" w:w="3419"/>
+            <w:tcW w:type="dxa" w:w="2564"/>
             <w:shd w:val="clear" w:color="auto" w:fill="DAE8FC"/>
             <w:vAlign w:val="top"/>
           </w:tcPr>
@@ -2660,7 +2676,7 @@
         </w:tc>
         <w:tc>
           <w:tcPr>
-            <w:tcW w:type="dxa" w:w="3419"/>
+            <w:tcW w:type="dxa" w:w="2564"/>
             <w:shd w:val="clear" w:color="auto" w:fill="DAE8FC"/>
             <w:vAlign w:val="top"/>
           </w:tcPr>
@@ -2675,6 +2691,26 @@
                 <w:sz w:val="18"/>
               </w:rPr>
               <w:t>Entry gates in this step</w:t>
+            </w:r>
+          </w:p>
+        </w:tc>
+        <w:tc>
+          <w:tcPr>
+            <w:tcW w:type="dxa" w:w="2564"/>
+            <w:shd w:val="clear" w:color="auto" w:fill="DAE8FC"/>
+            <w:vAlign w:val="top"/>
+          </w:tcPr>
+          <w:p>
+            <w:pPr>
+              <w:jc w:val="left"/>
+            </w:pPr>
+            <w:r>
+              <w:rPr>
+                <w:b/>
+                <w:color w:val="1F3864"/>
+                <w:sz w:val="18"/>
+              </w:rPr>
+              <w:t>Focus</w:t>
             </w:r>
           </w:p>
         </w:tc>
@@ -2682,7 +2718,7 @@
       <w:tr>
         <w:tc>
           <w:tcPr>
-            <w:tcW w:type="dxa" w:w="3419"/>
+            <w:tcW w:type="dxa" w:w="2564"/>
             <w:vAlign w:val="top"/>
           </w:tcPr>
           <w:p>
@@ -2700,7 +2736,7 @@
         </w:tc>
         <w:tc>
           <w:tcPr>
-            <w:tcW w:type="dxa" w:w="3419"/>
+            <w:tcW w:type="dxa" w:w="2564"/>
             <w:vAlign w:val="top"/>
           </w:tcPr>
           <w:p>
@@ -2725,7 +2761,7 @@
         </w:tc>
         <w:tc>
           <w:tcPr>
-            <w:tcW w:type="dxa" w:w="3419"/>
+            <w:tcW w:type="dxa" w:w="2564"/>
             <w:vAlign w:val="top"/>
           </w:tcPr>
           <w:p>
@@ -2738,6 +2774,24 @@
                 <w:sz w:val="18"/>
               </w:rPr>
               <w:t>—</w:t>
+            </w:r>
+          </w:p>
+        </w:tc>
+        <w:tc>
+          <w:tcPr>
+            <w:tcW w:type="dxa" w:w="2564"/>
+            <w:vAlign w:val="top"/>
+          </w:tcPr>
+          <w:p>
+            <w:pPr>
+              <w:jc w:val="left"/>
+            </w:pPr>
+            <w:r>
+              <w:rPr>
+                <w:color w:val="373737"/>
+                <w:sz w:val="18"/>
+              </w:rPr>
+              <w:t>🧱 Module init — schema skeleton, service wiring (unblocks everything)</w:t>
             </w:r>
           </w:p>
         </w:tc>
@@ -2745,7 +2799,7 @@
       <w:tr>
         <w:tc>
           <w:tcPr>
-            <w:tcW w:type="dxa" w:w="3419"/>
+            <w:tcW w:type="dxa" w:w="2564"/>
             <w:shd w:val="clear" w:color="auto" w:fill="F5F8FF"/>
             <w:vAlign w:val="top"/>
           </w:tcPr>
@@ -2764,7 +2818,7 @@
         </w:tc>
         <w:tc>
           <w:tcPr>
-            <w:tcW w:type="dxa" w:w="3419"/>
+            <w:tcW w:type="dxa" w:w="2564"/>
             <w:shd w:val="clear" w:color="auto" w:fill="F5F8FF"/>
             <w:vAlign w:val="top"/>
           </w:tcPr>
@@ -2777,7 +2831,7 @@
                 <w:color w:val="373737"/>
                 <w:sz w:val="18"/>
               </w:rPr>
-              <w:t xml:space="preserve">🟢 </w:t>
+              <w:t xml:space="preserve">🟡 </w:t>
             </w:r>
             <w:r>
               <w:rPr>
@@ -2798,49 +2852,49 @@
                 <w:rFonts w:ascii="Courier New" w:hAnsi="Courier New"/>
                 <w:sz w:val="18"/>
               </w:rPr>
-              <w:t>B-03</w:t>
+              <w:t>B-06</w:t>
             </w:r>
             <w:r>
               <w:rPr>
                 <w:color w:val="373737"/>
                 <w:sz w:val="18"/>
               </w:rPr>
-              <w:t xml:space="preserve">, 🟢 </w:t>
+              <w:t xml:space="preserve">, 🟡 </w:t>
             </w:r>
             <w:r>
               <w:rPr>
                 <w:rFonts w:ascii="Courier New" w:hAnsi="Courier New"/>
                 <w:sz w:val="18"/>
               </w:rPr>
-              <w:t>B-04</w:t>
+              <w:t>C-01</w:t>
             </w:r>
             <w:r>
               <w:rPr>
                 <w:color w:val="373737"/>
                 <w:sz w:val="18"/>
               </w:rPr>
-              <w:t xml:space="preserve">, 🟢 </w:t>
+              <w:t xml:space="preserve">, 🟡 </w:t>
             </w:r>
             <w:r>
               <w:rPr>
                 <w:rFonts w:ascii="Courier New" w:hAnsi="Courier New"/>
                 <w:sz w:val="18"/>
               </w:rPr>
-              <w:t>B-05</w:t>
+              <w:t>D-01</w:t>
             </w:r>
             <w:r>
               <w:rPr>
                 <w:color w:val="373737"/>
                 <w:sz w:val="18"/>
               </w:rPr>
-              <w:t xml:space="preserve">, 🟢 </w:t>
+              <w:t xml:space="preserve">, 🟡 </w:t>
             </w:r>
             <w:r>
               <w:rPr>
                 <w:rFonts w:ascii="Courier New" w:hAnsi="Courier New"/>
                 <w:sz w:val="18"/>
               </w:rPr>
-              <w:t>B-06</w:t>
+              <w:t>D-02</w:t>
             </w:r>
             <w:r>
               <w:rPr>
@@ -2854,7 +2908,7 @@
                 <w:rFonts w:ascii="Courier New" w:hAnsi="Courier New"/>
                 <w:sz w:val="18"/>
               </w:rPr>
-              <w:t>C-01</w:t>
+              <w:t>D-03</w:t>
             </w:r>
             <w:r>
               <w:rPr>
@@ -2868,91 +2922,7 @@
                 <w:rFonts w:ascii="Courier New" w:hAnsi="Courier New"/>
                 <w:sz w:val="18"/>
               </w:rPr>
-              <w:t>D-01</w:t>
-            </w:r>
-            <w:r>
-              <w:rPr>
-                <w:color w:val="373737"/>
-                <w:sz w:val="18"/>
-              </w:rPr>
-              <w:t xml:space="preserve">, 🟢 </w:t>
-            </w:r>
-            <w:r>
-              <w:rPr>
-                <w:rFonts w:ascii="Courier New" w:hAnsi="Courier New"/>
-                <w:sz w:val="18"/>
-              </w:rPr>
-              <w:t>D-02</w:t>
-            </w:r>
-            <w:r>
-              <w:rPr>
-                <w:color w:val="373737"/>
-                <w:sz w:val="18"/>
-              </w:rPr>
-              <w:t xml:space="preserve">, 🟡 </w:t>
-            </w:r>
-            <w:r>
-              <w:rPr>
-                <w:rFonts w:ascii="Courier New" w:hAnsi="Courier New"/>
-                <w:sz w:val="18"/>
-              </w:rPr>
-              <w:t>D-03</w:t>
-            </w:r>
-            <w:r>
-              <w:rPr>
-                <w:color w:val="373737"/>
-                <w:sz w:val="18"/>
-              </w:rPr>
-              <w:t xml:space="preserve">, 🟡 </w:t>
-            </w:r>
-            <w:r>
-              <w:rPr>
-                <w:rFonts w:ascii="Courier New" w:hAnsi="Courier New"/>
-                <w:sz w:val="18"/>
-              </w:rPr>
               <w:t>D-04</w:t>
-            </w:r>
-            <w:r>
-              <w:rPr>
-                <w:color w:val="373737"/>
-                <w:sz w:val="18"/>
-              </w:rPr>
-              <w:t xml:space="preserve">, 🟢 </w:t>
-            </w:r>
-            <w:r>
-              <w:rPr>
-                <w:rFonts w:ascii="Courier New" w:hAnsi="Courier New"/>
-                <w:sz w:val="18"/>
-              </w:rPr>
-              <w:t>D-05</w:t>
-            </w:r>
-            <w:r>
-              <w:rPr>
-                <w:color w:val="373737"/>
-                <w:sz w:val="18"/>
-              </w:rPr>
-              <w:t xml:space="preserve">, 🟢 </w:t>
-            </w:r>
-            <w:r>
-              <w:rPr>
-                <w:rFonts w:ascii="Courier New" w:hAnsi="Courier New"/>
-                <w:sz w:val="18"/>
-              </w:rPr>
-              <w:t>D-06</w:t>
-            </w:r>
-            <w:r>
-              <w:rPr>
-                <w:color w:val="373737"/>
-                <w:sz w:val="18"/>
-              </w:rPr>
-              <w:t xml:space="preserve">, 🟢 </w:t>
-            </w:r>
-            <w:r>
-              <w:rPr>
-                <w:rFonts w:ascii="Courier New" w:hAnsi="Courier New"/>
-                <w:sz w:val="18"/>
-              </w:rPr>
-              <w:t>D-07</w:t>
             </w:r>
             <w:r>
               <w:rPr>
@@ -3084,7 +3054,7 @@
         </w:tc>
         <w:tc>
           <w:tcPr>
-            <w:tcW w:type="dxa" w:w="3419"/>
+            <w:tcW w:type="dxa" w:w="2564"/>
             <w:shd w:val="clear" w:color="auto" w:fill="F5F8FF"/>
             <w:vAlign w:val="top"/>
           </w:tcPr>
@@ -3105,6 +3075,25 @@
                 <w:sz w:val="18"/>
               </w:rPr>
               <w:t xml:space="preserve"> → 🔬 SPIKE-01</w:t>
+            </w:r>
+          </w:p>
+        </w:tc>
+        <w:tc>
+          <w:tcPr>
+            <w:tcW w:type="dxa" w:w="2564"/>
+            <w:shd w:val="clear" w:color="auto" w:fill="F5F8FF"/>
+            <w:vAlign w:val="top"/>
+          </w:tcPr>
+          <w:p>
+            <w:pPr>
+              <w:jc w:val="left"/>
+            </w:pPr>
+            <w:r>
+              <w:rPr>
+                <w:color w:val="373737"/>
+                <w:sz w:val="18"/>
+              </w:rPr>
+              <w:t>Fan-out — 📖 Core Reads · 🔍 Search &amp; Listing · ✏️ Mutations · ⚙️ Complex Operations · 🔗 Federation &amp; Stitching · 🧪 Field Resolvers &amp; Tests</w:t>
             </w:r>
           </w:p>
         </w:tc>
@@ -3112,7 +3101,7 @@
       <w:tr>
         <w:tc>
           <w:tcPr>
-            <w:tcW w:type="dxa" w:w="3419"/>
+            <w:tcW w:type="dxa" w:w="2564"/>
             <w:vAlign w:val="top"/>
           </w:tcPr>
           <w:p>
@@ -3130,7 +3119,7 @@
         </w:tc>
         <w:tc>
           <w:tcPr>
-            <w:tcW w:type="dxa" w:w="3419"/>
+            <w:tcW w:type="dxa" w:w="2564"/>
             <w:vAlign w:val="top"/>
           </w:tcPr>
           <w:p>
@@ -3155,7 +3144,7 @@
         </w:tc>
         <w:tc>
           <w:tcPr>
-            <w:tcW w:type="dxa" w:w="3419"/>
+            <w:tcW w:type="dxa" w:w="2564"/>
             <w:vAlign w:val="top"/>
           </w:tcPr>
           <w:p>
@@ -3168,6 +3157,24 @@
                 <w:sz w:val="18"/>
               </w:rPr>
               <w:t>—</w:t>
+            </w:r>
+          </w:p>
+        </w:tc>
+        <w:tc>
+          <w:tcPr>
+            <w:tcW w:type="dxa" w:w="2564"/>
+            <w:vAlign w:val="top"/>
+          </w:tcPr>
+          <w:p>
+            <w:pPr>
+              <w:jc w:val="left"/>
+            </w:pPr>
+            <w:r>
+              <w:rPr>
+                <w:color w:val="373737"/>
+                <w:sz w:val="18"/>
+              </w:rPr>
+              <w:t>🧪 Field Resolvers &amp; Tests</w:t>
             </w:r>
           </w:p>
         </w:tc>
@@ -3212,7 +3219,7 @@
           <w:rFonts w:ascii="Courier New" w:hAnsi="Courier New"/>
           <w:sz w:val="19"/>
         </w:rPr>
-        <w:t>E-01</w:t>
+        <w:t>G-03</w:t>
       </w:r>
       <w:r>
         <w:rPr>
@@ -3234,6 +3241,1230 @@
           <w:sz w:val="19"/>
         </w:rPr>
         <w:t xml:space="preserve"> — 3 sequential stories; everything else hangs off this chain in parallel.</w:t>
+      </w:r>
+    </w:p>
+    <w:p>
+      <w:pPr>
+        <w:spacing w:before="240" w:after="80"/>
+      </w:pPr>
+      <w:r>
+        <w:rPr>
+          <w:b/>
+          <w:color w:val="1F497D"/>
+          <w:sz w:val="28"/>
+        </w:rPr>
+        <w:t>Recommended Story Graph — 2 Backend Engineers</w:t>
+      </w:r>
+    </w:p>
+    <w:p>
+      <w:pPr>
+        <w:spacing w:after="40"/>
+      </w:pPr>
+      <w:r>
+        <w:rPr>
+          <w:color w:val="444444"/>
+          <w:sz w:val="18"/>
+        </w:rPr>
+        <w:t xml:space="preserve">The order map above assumes unlimited parallelism; this packs the </w:t>
+      </w:r>
+      <w:r>
+        <w:rPr>
+          <w:b/>
+          <w:color w:val="444444"/>
+          <w:sz w:val="18"/>
+        </w:rPr>
+        <w:t>same dependency graph onto 2 backend engineers</w:t>
+      </w:r>
+      <w:r>
+        <w:rPr>
+          <w:color w:val="444444"/>
+          <w:sz w:val="18"/>
+        </w:rPr>
+        <w:t xml:space="preserve"> (greedy critical-chain scheduling, nominal day-ranges from complexity — confirm in refinement). Read each column top-to-bottom as one engineer's queue; ⏳ marks a slot that waits on a dependency, 🔬/⛔ are entry gates that slide a slot without reshuffling the lanes.</w:t>
+      </w:r>
+    </w:p>
+    <w:tbl>
+      <w:tblPr>
+        <w:tblStyle w:val="TableGrid"/>
+        <w:tblW w:type="auto" w:w="0"/>
+        <w:tblLook w:firstColumn="1" w:firstRow="1" w:lastColumn="0" w:lastRow="0" w:noHBand="0" w:noVBand="1" w:val="04A0"/>
+        <w:tblBorders>
+          <w:top w:val="single" w:sz="4" w:space="0" w:color="BFBFBF"/>
+          <w:left w:val="single" w:sz="4" w:space="0" w:color="BFBFBF"/>
+          <w:bottom w:val="single" w:sz="4" w:space="0" w:color="BFBFBF"/>
+          <w:right w:val="single" w:sz="4" w:space="0" w:color="BFBFBF"/>
+          <w:insideH w:val="single" w:sz="4" w:space="0" w:color="BFBFBF"/>
+          <w:insideV w:val="single" w:sz="4" w:space="0" w:color="BFBFBF"/>
+        </w:tblBorders>
+      </w:tblPr>
+      <w:tblGrid>
+        <w:gridCol w:w="3419"/>
+        <w:gridCol w:w="3419"/>
+        <w:gridCol w:w="3419"/>
+      </w:tblGrid>
+      <w:tr>
+        <w:trPr>
+          <w:trHeight w:val="360" w:hRule="atLeast"/>
+        </w:trPr>
+        <w:tc>
+          <w:tcPr>
+            <w:tcW w:type="dxa" w:w="3419"/>
+            <w:shd w:val="clear" w:color="auto" w:fill="DAE8FC"/>
+            <w:vAlign w:val="top"/>
+          </w:tcPr>
+          <w:p>
+            <w:pPr>
+              <w:jc w:val="left"/>
+            </w:pPr>
+            <w:r>
+              <w:rPr>
+                <w:b/>
+                <w:color w:val="1F3864"/>
+                <w:sz w:val="18"/>
+              </w:rPr>
+              <w:t>Slot</w:t>
+            </w:r>
+          </w:p>
+        </w:tc>
+        <w:tc>
+          <w:tcPr>
+            <w:tcW w:type="dxa" w:w="3419"/>
+            <w:shd w:val="clear" w:color="auto" w:fill="DAE8FC"/>
+            <w:vAlign w:val="top"/>
+          </w:tcPr>
+          <w:p>
+            <w:pPr>
+              <w:jc w:val="left"/>
+            </w:pPr>
+            <w:r>
+              <w:rPr>
+                <w:b/>
+                <w:color w:val="1F3864"/>
+                <w:sz w:val="18"/>
+              </w:rPr>
+              <w:t>👤 BE-1</w:t>
+            </w:r>
+          </w:p>
+        </w:tc>
+        <w:tc>
+          <w:tcPr>
+            <w:tcW w:type="dxa" w:w="3419"/>
+            <w:shd w:val="clear" w:color="auto" w:fill="DAE8FC"/>
+            <w:vAlign w:val="top"/>
+          </w:tcPr>
+          <w:p>
+            <w:pPr>
+              <w:jc w:val="left"/>
+            </w:pPr>
+            <w:r>
+              <w:rPr>
+                <w:b/>
+                <w:color w:val="1F3864"/>
+                <w:sz w:val="18"/>
+              </w:rPr>
+              <w:t>👤 BE-2</w:t>
+            </w:r>
+          </w:p>
+        </w:tc>
+      </w:tr>
+      <w:tr>
+        <w:tc>
+          <w:tcPr>
+            <w:tcW w:type="dxa" w:w="3419"/>
+            <w:vAlign w:val="top"/>
+          </w:tcPr>
+          <w:p>
+            <w:pPr>
+              <w:jc w:val="left"/>
+            </w:pPr>
+            <w:r>
+              <w:rPr>
+                <w:color w:val="373737"/>
+                <w:sz w:val="18"/>
+              </w:rPr>
+              <w:t>1</w:t>
+            </w:r>
+          </w:p>
+        </w:tc>
+        <w:tc>
+          <w:tcPr>
+            <w:tcW w:type="dxa" w:w="3419"/>
+            <w:vAlign w:val="top"/>
+          </w:tcPr>
+          <w:p>
+            <w:pPr>
+              <w:jc w:val="left"/>
+            </w:pPr>
+            <w:r>
+              <w:rPr>
+                <w:color w:val="373737"/>
+                <w:sz w:val="18"/>
+              </w:rPr>
+              <w:t xml:space="preserve">🟢 </w:t>
+            </w:r>
+            <w:r>
+              <w:rPr>
+                <w:rFonts w:ascii="Courier New" w:hAnsi="Courier New"/>
+                <w:sz w:val="18"/>
+              </w:rPr>
+              <w:t>B-01</w:t>
+            </w:r>
+            <w:r>
+              <w:rPr>
+                <w:color w:val="373737"/>
+                <w:sz w:val="18"/>
+              </w:rPr>
+              <w:t xml:space="preserve"> (1–2d)</w:t>
+            </w:r>
+          </w:p>
+        </w:tc>
+        <w:tc>
+          <w:tcPr>
+            <w:tcW w:type="dxa" w:w="3419"/>
+            <w:vAlign w:val="top"/>
+          </w:tcPr>
+          <w:p>
+            <w:pPr>
+              <w:jc w:val="left"/>
+            </w:pPr>
+            <w:r>
+              <w:rPr>
+                <w:color w:val="373737"/>
+                <w:sz w:val="18"/>
+              </w:rPr>
+              <w:t xml:space="preserve">⏳ after </w:t>
+            </w:r>
+            <w:r>
+              <w:rPr>
+                <w:rFonts w:ascii="Courier New" w:hAnsi="Courier New"/>
+                <w:sz w:val="18"/>
+              </w:rPr>
+              <w:t>B-01</w:t>
+            </w:r>
+            <w:r>
+              <w:rPr>
+                <w:color w:val="373737"/>
+                <w:sz w:val="18"/>
+              </w:rPr>
+              <w:t xml:space="preserve"> → 🟠 </w:t>
+            </w:r>
+            <w:r>
+              <w:rPr>
+                <w:rFonts w:ascii="Courier New" w:hAnsi="Courier New"/>
+                <w:sz w:val="18"/>
+              </w:rPr>
+              <w:t>G-04</w:t>
+            </w:r>
+            <w:r>
+              <w:rPr>
+                <w:color w:val="373737"/>
+                <w:sz w:val="18"/>
+              </w:rPr>
+              <w:t xml:space="preserve"> (4–7d)</w:t>
+            </w:r>
+          </w:p>
+        </w:tc>
+      </w:tr>
+      <w:tr>
+        <w:tc>
+          <w:tcPr>
+            <w:tcW w:type="dxa" w:w="3419"/>
+            <w:shd w:val="clear" w:color="auto" w:fill="F5F8FF"/>
+            <w:vAlign w:val="top"/>
+          </w:tcPr>
+          <w:p>
+            <w:pPr>
+              <w:jc w:val="left"/>
+            </w:pPr>
+            <w:r>
+              <w:rPr>
+                <w:color w:val="373737"/>
+                <w:sz w:val="18"/>
+              </w:rPr>
+              <w:t>2</w:t>
+            </w:r>
+          </w:p>
+        </w:tc>
+        <w:tc>
+          <w:tcPr>
+            <w:tcW w:type="dxa" w:w="3419"/>
+            <w:shd w:val="clear" w:color="auto" w:fill="F5F8FF"/>
+            <w:vAlign w:val="top"/>
+          </w:tcPr>
+          <w:p>
+            <w:pPr>
+              <w:jc w:val="left"/>
+            </w:pPr>
+            <w:r>
+              <w:rPr>
+                <w:color w:val="373737"/>
+                <w:sz w:val="18"/>
+              </w:rPr>
+              <w:t xml:space="preserve">🟠 </w:t>
+            </w:r>
+            <w:r>
+              <w:rPr>
+                <w:rFonts w:ascii="Courier New" w:hAnsi="Courier New"/>
+                <w:sz w:val="18"/>
+              </w:rPr>
+              <w:t>E-01</w:t>
+            </w:r>
+            <w:r>
+              <w:rPr>
+                <w:color w:val="373737"/>
+                <w:sz w:val="18"/>
+              </w:rPr>
+              <w:t xml:space="preserve"> (4–7d) 🔬</w:t>
+            </w:r>
+          </w:p>
+        </w:tc>
+        <w:tc>
+          <w:tcPr>
+            <w:tcW w:type="dxa" w:w="3419"/>
+            <w:shd w:val="clear" w:color="auto" w:fill="F5F8FF"/>
+            <w:vAlign w:val="top"/>
+          </w:tcPr>
+          <w:p>
+            <w:pPr>
+              <w:jc w:val="left"/>
+            </w:pPr>
+            <w:r>
+              <w:rPr>
+                <w:color w:val="373737"/>
+                <w:sz w:val="18"/>
+              </w:rPr>
+              <w:t xml:space="preserve">🟡 </w:t>
+            </w:r>
+            <w:r>
+              <w:rPr>
+                <w:rFonts w:ascii="Courier New" w:hAnsi="Courier New"/>
+                <w:sz w:val="18"/>
+              </w:rPr>
+              <w:t>B-02</w:t>
+            </w:r>
+            <w:r>
+              <w:rPr>
+                <w:color w:val="373737"/>
+                <w:sz w:val="18"/>
+              </w:rPr>
+              <w:t xml:space="preserve"> (2–4d) </w:t>
+            </w:r>
+            <w:r>
+              <w:rPr>
+                <w:i/>
+                <w:color w:val="373737"/>
+                <w:sz w:val="18"/>
+              </w:rPr>
+              <w:t>(grouped XS: +`B-03`, `B-04`, `B-05`)</w:t>
+            </w:r>
+          </w:p>
+        </w:tc>
+      </w:tr>
+      <w:tr>
+        <w:tc>
+          <w:tcPr>
+            <w:tcW w:type="dxa" w:w="3419"/>
+            <w:vAlign w:val="top"/>
+          </w:tcPr>
+          <w:p>
+            <w:pPr>
+              <w:jc w:val="left"/>
+            </w:pPr>
+            <w:r>
+              <w:rPr>
+                <w:color w:val="373737"/>
+                <w:sz w:val="18"/>
+              </w:rPr>
+              <w:t>3</w:t>
+            </w:r>
+          </w:p>
+        </w:tc>
+        <w:tc>
+          <w:tcPr>
+            <w:tcW w:type="dxa" w:w="3419"/>
+            <w:vAlign w:val="top"/>
+          </w:tcPr>
+          <w:p>
+            <w:pPr>
+              <w:jc w:val="left"/>
+            </w:pPr>
+            <w:r>
+              <w:rPr>
+                <w:color w:val="373737"/>
+                <w:sz w:val="18"/>
+              </w:rPr>
+              <w:t xml:space="preserve">🟡 </w:t>
+            </w:r>
+            <w:r>
+              <w:rPr>
+                <w:rFonts w:ascii="Courier New" w:hAnsi="Courier New"/>
+                <w:sz w:val="18"/>
+              </w:rPr>
+              <w:t>G-03</w:t>
+            </w:r>
+            <w:r>
+              <w:rPr>
+                <w:color w:val="373737"/>
+                <w:sz w:val="18"/>
+              </w:rPr>
+              <w:t xml:space="preserve"> (2–4d)</w:t>
+            </w:r>
+          </w:p>
+        </w:tc>
+        <w:tc>
+          <w:tcPr>
+            <w:tcW w:type="dxa" w:w="3419"/>
+            <w:vAlign w:val="top"/>
+          </w:tcPr>
+          <w:p>
+            <w:pPr>
+              <w:jc w:val="left"/>
+            </w:pPr>
+            <w:r>
+              <w:rPr>
+                <w:color w:val="373737"/>
+                <w:sz w:val="18"/>
+              </w:rPr>
+              <w:t xml:space="preserve">🟡 </w:t>
+            </w:r>
+            <w:r>
+              <w:rPr>
+                <w:rFonts w:ascii="Courier New" w:hAnsi="Courier New"/>
+                <w:sz w:val="18"/>
+              </w:rPr>
+              <w:t>D-01</w:t>
+            </w:r>
+            <w:r>
+              <w:rPr>
+                <w:color w:val="373737"/>
+                <w:sz w:val="18"/>
+              </w:rPr>
+              <w:t xml:space="preserve"> (2–4d)</w:t>
+            </w:r>
+          </w:p>
+        </w:tc>
+      </w:tr>
+      <w:tr>
+        <w:tc>
+          <w:tcPr>
+            <w:tcW w:type="dxa" w:w="3419"/>
+            <w:shd w:val="clear" w:color="auto" w:fill="F5F8FF"/>
+            <w:vAlign w:val="top"/>
+          </w:tcPr>
+          <w:p>
+            <w:pPr>
+              <w:jc w:val="left"/>
+            </w:pPr>
+            <w:r>
+              <w:rPr>
+                <w:color w:val="373737"/>
+                <w:sz w:val="18"/>
+              </w:rPr>
+              <w:t>4</w:t>
+            </w:r>
+          </w:p>
+        </w:tc>
+        <w:tc>
+          <w:tcPr>
+            <w:tcW w:type="dxa" w:w="3419"/>
+            <w:shd w:val="clear" w:color="auto" w:fill="F5F8FF"/>
+            <w:vAlign w:val="top"/>
+          </w:tcPr>
+          <w:p>
+            <w:pPr>
+              <w:jc w:val="left"/>
+            </w:pPr>
+            <w:r>
+              <w:rPr>
+                <w:color w:val="373737"/>
+                <w:sz w:val="18"/>
+              </w:rPr>
+              <w:t xml:space="preserve">🟡 </w:t>
+            </w:r>
+            <w:r>
+              <w:rPr>
+                <w:rFonts w:ascii="Courier New" w:hAnsi="Courier New"/>
+                <w:sz w:val="18"/>
+              </w:rPr>
+              <w:t>C-01</w:t>
+            </w:r>
+            <w:r>
+              <w:rPr>
+                <w:color w:val="373737"/>
+                <w:sz w:val="18"/>
+              </w:rPr>
+              <w:t xml:space="preserve"> (2–4d)</w:t>
+            </w:r>
+          </w:p>
+        </w:tc>
+        <w:tc>
+          <w:tcPr>
+            <w:tcW w:type="dxa" w:w="3419"/>
+            <w:shd w:val="clear" w:color="auto" w:fill="F5F8FF"/>
+            <w:vAlign w:val="top"/>
+          </w:tcPr>
+          <w:p>
+            <w:pPr>
+              <w:jc w:val="left"/>
+            </w:pPr>
+            <w:r>
+              <w:rPr>
+                <w:color w:val="373737"/>
+                <w:sz w:val="18"/>
+              </w:rPr>
+              <w:t xml:space="preserve">🟡 </w:t>
+            </w:r>
+            <w:r>
+              <w:rPr>
+                <w:rFonts w:ascii="Courier New" w:hAnsi="Courier New"/>
+                <w:sz w:val="18"/>
+              </w:rPr>
+              <w:t>D-03</w:t>
+            </w:r>
+            <w:r>
+              <w:rPr>
+                <w:color w:val="373737"/>
+                <w:sz w:val="18"/>
+              </w:rPr>
+              <w:t xml:space="preserve"> (2–4d)</w:t>
+            </w:r>
+          </w:p>
+        </w:tc>
+      </w:tr>
+      <w:tr>
+        <w:tc>
+          <w:tcPr>
+            <w:tcW w:type="dxa" w:w="3419"/>
+            <w:vAlign w:val="top"/>
+          </w:tcPr>
+          <w:p>
+            <w:pPr>
+              <w:jc w:val="left"/>
+            </w:pPr>
+            <w:r>
+              <w:rPr>
+                <w:color w:val="373737"/>
+                <w:sz w:val="18"/>
+              </w:rPr>
+              <w:t>5</w:t>
+            </w:r>
+          </w:p>
+        </w:tc>
+        <w:tc>
+          <w:tcPr>
+            <w:tcW w:type="dxa" w:w="3419"/>
+            <w:vAlign w:val="top"/>
+          </w:tcPr>
+          <w:p>
+            <w:pPr>
+              <w:jc w:val="left"/>
+            </w:pPr>
+            <w:r>
+              <w:rPr>
+                <w:color w:val="373737"/>
+                <w:sz w:val="18"/>
+              </w:rPr>
+              <w:t xml:space="preserve">🟡 </w:t>
+            </w:r>
+            <w:r>
+              <w:rPr>
+                <w:rFonts w:ascii="Courier New" w:hAnsi="Courier New"/>
+                <w:sz w:val="18"/>
+              </w:rPr>
+              <w:t>D-02</w:t>
+            </w:r>
+            <w:r>
+              <w:rPr>
+                <w:color w:val="373737"/>
+                <w:sz w:val="18"/>
+              </w:rPr>
+              <w:t xml:space="preserve"> (2–4d) </w:t>
+            </w:r>
+            <w:r>
+              <w:rPr>
+                <w:i/>
+                <w:color w:val="373737"/>
+                <w:sz w:val="18"/>
+              </w:rPr>
+              <w:t>(grouped XS: +`D-05`, `D-06`, `D-07`)</w:t>
+            </w:r>
+          </w:p>
+        </w:tc>
+        <w:tc>
+          <w:tcPr>
+            <w:tcW w:type="dxa" w:w="3419"/>
+            <w:vAlign w:val="top"/>
+          </w:tcPr>
+          <w:p>
+            <w:pPr>
+              <w:jc w:val="left"/>
+            </w:pPr>
+            <w:r>
+              <w:rPr>
+                <w:color w:val="373737"/>
+                <w:sz w:val="18"/>
+              </w:rPr>
+              <w:t xml:space="preserve">🟡 </w:t>
+            </w:r>
+            <w:r>
+              <w:rPr>
+                <w:rFonts w:ascii="Courier New" w:hAnsi="Courier New"/>
+                <w:sz w:val="18"/>
+              </w:rPr>
+              <w:t>D-08</w:t>
+            </w:r>
+            <w:r>
+              <w:rPr>
+                <w:color w:val="373737"/>
+                <w:sz w:val="18"/>
+              </w:rPr>
+              <w:t xml:space="preserve"> (2–4d)</w:t>
+            </w:r>
+          </w:p>
+        </w:tc>
+      </w:tr>
+      <w:tr>
+        <w:tc>
+          <w:tcPr>
+            <w:tcW w:type="dxa" w:w="3419"/>
+            <w:shd w:val="clear" w:color="auto" w:fill="F5F8FF"/>
+            <w:vAlign w:val="top"/>
+          </w:tcPr>
+          <w:p>
+            <w:pPr>
+              <w:jc w:val="left"/>
+            </w:pPr>
+            <w:r>
+              <w:rPr>
+                <w:color w:val="373737"/>
+                <w:sz w:val="18"/>
+              </w:rPr>
+              <w:t>6</w:t>
+            </w:r>
+          </w:p>
+        </w:tc>
+        <w:tc>
+          <w:tcPr>
+            <w:tcW w:type="dxa" w:w="3419"/>
+            <w:shd w:val="clear" w:color="auto" w:fill="F5F8FF"/>
+            <w:vAlign w:val="top"/>
+          </w:tcPr>
+          <w:p>
+            <w:pPr>
+              <w:jc w:val="left"/>
+            </w:pPr>
+            <w:r>
+              <w:rPr>
+                <w:color w:val="373737"/>
+                <w:sz w:val="18"/>
+              </w:rPr>
+              <w:t xml:space="preserve">🟡 </w:t>
+            </w:r>
+            <w:r>
+              <w:rPr>
+                <w:rFonts w:ascii="Courier New" w:hAnsi="Courier New"/>
+                <w:sz w:val="18"/>
+              </w:rPr>
+              <w:t>D-04</w:t>
+            </w:r>
+            <w:r>
+              <w:rPr>
+                <w:color w:val="373737"/>
+                <w:sz w:val="18"/>
+              </w:rPr>
+              <w:t xml:space="preserve"> (2–4d)</w:t>
+            </w:r>
+          </w:p>
+        </w:tc>
+        <w:tc>
+          <w:tcPr>
+            <w:tcW w:type="dxa" w:w="3419"/>
+            <w:shd w:val="clear" w:color="auto" w:fill="F5F8FF"/>
+            <w:vAlign w:val="top"/>
+          </w:tcPr>
+          <w:p>
+            <w:pPr>
+              <w:jc w:val="left"/>
+            </w:pPr>
+            <w:r>
+              <w:rPr>
+                <w:color w:val="373737"/>
+                <w:sz w:val="18"/>
+              </w:rPr>
+              <w:t xml:space="preserve">🟡 </w:t>
+            </w:r>
+            <w:r>
+              <w:rPr>
+                <w:rFonts w:ascii="Courier New" w:hAnsi="Courier New"/>
+                <w:sz w:val="18"/>
+              </w:rPr>
+              <w:t>G-05</w:t>
+            </w:r>
+            <w:r>
+              <w:rPr>
+                <w:color w:val="373737"/>
+                <w:sz w:val="18"/>
+              </w:rPr>
+              <w:t xml:space="preserve"> (2–4d)</w:t>
+            </w:r>
+          </w:p>
+        </w:tc>
+      </w:tr>
+      <w:tr>
+        <w:tc>
+          <w:tcPr>
+            <w:tcW w:type="dxa" w:w="3419"/>
+            <w:vAlign w:val="top"/>
+          </w:tcPr>
+          <w:p>
+            <w:pPr>
+              <w:jc w:val="left"/>
+            </w:pPr>
+            <w:r>
+              <w:rPr>
+                <w:color w:val="373737"/>
+                <w:sz w:val="18"/>
+              </w:rPr>
+              <w:t>7</w:t>
+            </w:r>
+          </w:p>
+        </w:tc>
+        <w:tc>
+          <w:tcPr>
+            <w:tcW w:type="dxa" w:w="3419"/>
+            <w:vAlign w:val="top"/>
+          </w:tcPr>
+          <w:p>
+            <w:pPr>
+              <w:jc w:val="left"/>
+            </w:pPr>
+            <w:r>
+              <w:rPr>
+                <w:color w:val="373737"/>
+                <w:sz w:val="18"/>
+              </w:rPr>
+              <w:t xml:space="preserve">🟡 </w:t>
+            </w:r>
+            <w:r>
+              <w:rPr>
+                <w:rFonts w:ascii="Courier New" w:hAnsi="Courier New"/>
+                <w:sz w:val="18"/>
+              </w:rPr>
+              <w:t>G-01</w:t>
+            </w:r>
+            <w:r>
+              <w:rPr>
+                <w:color w:val="373737"/>
+                <w:sz w:val="18"/>
+              </w:rPr>
+              <w:t xml:space="preserve"> (2–4d)</w:t>
+            </w:r>
+          </w:p>
+        </w:tc>
+        <w:tc>
+          <w:tcPr>
+            <w:tcW w:type="dxa" w:w="3419"/>
+            <w:vAlign w:val="top"/>
+          </w:tcPr>
+          <w:p>
+            <w:pPr>
+              <w:jc w:val="left"/>
+            </w:pPr>
+            <w:r>
+              <w:rPr>
+                <w:color w:val="373737"/>
+                <w:sz w:val="18"/>
+              </w:rPr>
+              <w:t xml:space="preserve">🟢 </w:t>
+            </w:r>
+            <w:r>
+              <w:rPr>
+                <w:rFonts w:ascii="Courier New" w:hAnsi="Courier New"/>
+                <w:sz w:val="18"/>
+              </w:rPr>
+              <w:t>B-06</w:t>
+            </w:r>
+            <w:r>
+              <w:rPr>
+                <w:color w:val="373737"/>
+                <w:sz w:val="18"/>
+              </w:rPr>
+              <w:t xml:space="preserve"> (1–2d)</w:t>
+            </w:r>
+          </w:p>
+        </w:tc>
+      </w:tr>
+      <w:tr>
+        <w:tc>
+          <w:tcPr>
+            <w:tcW w:type="dxa" w:w="3419"/>
+            <w:shd w:val="clear" w:color="auto" w:fill="F5F8FF"/>
+            <w:vAlign w:val="top"/>
+          </w:tcPr>
+          <w:p>
+            <w:pPr>
+              <w:jc w:val="left"/>
+            </w:pPr>
+            <w:r>
+              <w:rPr>
+                <w:color w:val="373737"/>
+                <w:sz w:val="18"/>
+              </w:rPr>
+              <w:t>8</w:t>
+            </w:r>
+          </w:p>
+        </w:tc>
+        <w:tc>
+          <w:tcPr>
+            <w:tcW w:type="dxa" w:w="3419"/>
+            <w:shd w:val="clear" w:color="auto" w:fill="F5F8FF"/>
+            <w:vAlign w:val="top"/>
+          </w:tcPr>
+          <w:p>
+            <w:pPr>
+              <w:jc w:val="left"/>
+            </w:pPr>
+            <w:r>
+              <w:rPr>
+                <w:color w:val="373737"/>
+                <w:sz w:val="18"/>
+              </w:rPr>
+              <w:t xml:space="preserve">🟡 </w:t>
+            </w:r>
+            <w:r>
+              <w:rPr>
+                <w:rFonts w:ascii="Courier New" w:hAnsi="Courier New"/>
+                <w:sz w:val="18"/>
+              </w:rPr>
+              <w:t>G-06</w:t>
+            </w:r>
+            <w:r>
+              <w:rPr>
+                <w:color w:val="373737"/>
+                <w:sz w:val="18"/>
+              </w:rPr>
+              <w:t xml:space="preserve"> (2–4d)</w:t>
+            </w:r>
+          </w:p>
+        </w:tc>
+        <w:tc>
+          <w:tcPr>
+            <w:tcW w:type="dxa" w:w="3419"/>
+            <w:shd w:val="clear" w:color="auto" w:fill="F5F8FF"/>
+            <w:vAlign w:val="top"/>
+          </w:tcPr>
+          <w:p>
+            <w:pPr>
+              <w:jc w:val="left"/>
+            </w:pPr>
+            <w:r>
+              <w:rPr>
+                <w:color w:val="373737"/>
+                <w:sz w:val="18"/>
+              </w:rPr>
+              <w:t xml:space="preserve">🟢 </w:t>
+            </w:r>
+            <w:r>
+              <w:rPr>
+                <w:rFonts w:ascii="Courier New" w:hAnsi="Courier New"/>
+                <w:sz w:val="18"/>
+              </w:rPr>
+              <w:t>D-09</w:t>
+            </w:r>
+            <w:r>
+              <w:rPr>
+                <w:color w:val="373737"/>
+                <w:sz w:val="18"/>
+              </w:rPr>
+              <w:t xml:space="preserve"> (1–2d)</w:t>
+            </w:r>
+          </w:p>
+        </w:tc>
+      </w:tr>
+      <w:tr>
+        <w:tc>
+          <w:tcPr>
+            <w:tcW w:type="dxa" w:w="3419"/>
+            <w:vAlign w:val="top"/>
+          </w:tcPr>
+          <w:p>
+            <w:pPr>
+              <w:jc w:val="left"/>
+            </w:pPr>
+            <w:r>
+              <w:rPr>
+                <w:color w:val="373737"/>
+                <w:sz w:val="18"/>
+              </w:rPr>
+              <w:t>9</w:t>
+            </w:r>
+          </w:p>
+        </w:tc>
+        <w:tc>
+          <w:tcPr>
+            <w:tcW w:type="dxa" w:w="3419"/>
+            <w:vAlign w:val="top"/>
+          </w:tcPr>
+          <w:p>
+            <w:pPr>
+              <w:jc w:val="left"/>
+            </w:pPr>
+            <w:r>
+              <w:rPr>
+                <w:color w:val="373737"/>
+                <w:sz w:val="18"/>
+              </w:rPr>
+              <w:t xml:space="preserve">🟢 </w:t>
+            </w:r>
+            <w:r>
+              <w:rPr>
+                <w:rFonts w:ascii="Courier New" w:hAnsi="Courier New"/>
+                <w:sz w:val="18"/>
+              </w:rPr>
+              <w:t>F-01</w:t>
+            </w:r>
+            <w:r>
+              <w:rPr>
+                <w:color w:val="373737"/>
+                <w:sz w:val="18"/>
+              </w:rPr>
+              <w:t xml:space="preserve"> (1–2d)</w:t>
+            </w:r>
+          </w:p>
+        </w:tc>
+        <w:tc>
+          <w:tcPr>
+            <w:tcW w:type="dxa" w:w="3419"/>
+            <w:vAlign w:val="top"/>
+          </w:tcPr>
+          <w:p>
+            <w:pPr>
+              <w:jc w:val="left"/>
+            </w:pPr>
+            <w:r>
+              <w:rPr>
+                <w:color w:val="373737"/>
+                <w:sz w:val="18"/>
+              </w:rPr>
+              <w:t xml:space="preserve">🟢 </w:t>
+            </w:r>
+            <w:r>
+              <w:rPr>
+                <w:rFonts w:ascii="Courier New" w:hAnsi="Courier New"/>
+                <w:sz w:val="18"/>
+              </w:rPr>
+              <w:t>G-02</w:t>
+            </w:r>
+            <w:r>
+              <w:rPr>
+                <w:color w:val="373737"/>
+                <w:sz w:val="18"/>
+              </w:rPr>
+              <w:t xml:space="preserve"> (1–2d)</w:t>
+            </w:r>
+          </w:p>
+        </w:tc>
+      </w:tr>
+    </w:tbl>
+    <w:p/>
+    <w:p>
+      <w:pPr>
+        <w:spacing w:after="60"/>
+      </w:pPr>
+      <w:r>
+        <w:rPr>
+          <w:b/>
+          <w:color w:val="373737"/>
+          <w:sz w:val="19"/>
+        </w:rPr>
+        <w:t>BE-1:</w:t>
+      </w:r>
+      <w:r>
+        <w:rPr>
+          <w:color w:val="373737"/>
+          <w:sz w:val="19"/>
+        </w:rPr>
+        <w:t xml:space="preserve"> </w:t>
+      </w:r>
+      <w:r>
+        <w:rPr>
+          <w:rFonts w:ascii="Courier New" w:hAnsi="Courier New"/>
+          <w:sz w:val="19"/>
+        </w:rPr>
+        <w:t>B-01</w:t>
+      </w:r>
+      <w:r>
+        <w:rPr>
+          <w:color w:val="373737"/>
+          <w:sz w:val="19"/>
+        </w:rPr>
+        <w:t xml:space="preserve"> → </w:t>
+      </w:r>
+      <w:r>
+        <w:rPr>
+          <w:rFonts w:ascii="Courier New" w:hAnsi="Courier New"/>
+          <w:sz w:val="19"/>
+        </w:rPr>
+        <w:t>E-01</w:t>
+      </w:r>
+      <w:r>
+        <w:rPr>
+          <w:color w:val="373737"/>
+          <w:sz w:val="19"/>
+        </w:rPr>
+        <w:t xml:space="preserve"> → </w:t>
+      </w:r>
+      <w:r>
+        <w:rPr>
+          <w:rFonts w:ascii="Courier New" w:hAnsi="Courier New"/>
+          <w:sz w:val="19"/>
+        </w:rPr>
+        <w:t>G-03</w:t>
+      </w:r>
+      <w:r>
+        <w:rPr>
+          <w:color w:val="373737"/>
+          <w:sz w:val="19"/>
+        </w:rPr>
+        <w:t xml:space="preserve"> → </w:t>
+      </w:r>
+      <w:r>
+        <w:rPr>
+          <w:rFonts w:ascii="Courier New" w:hAnsi="Courier New"/>
+          <w:sz w:val="19"/>
+        </w:rPr>
+        <w:t>C-01</w:t>
+      </w:r>
+      <w:r>
+        <w:rPr>
+          <w:color w:val="373737"/>
+          <w:sz w:val="19"/>
+        </w:rPr>
+        <w:t xml:space="preserve"> → </w:t>
+      </w:r>
+      <w:r>
+        <w:rPr>
+          <w:rFonts w:ascii="Courier New" w:hAnsi="Courier New"/>
+          <w:sz w:val="19"/>
+        </w:rPr>
+        <w:t>D-02</w:t>
+      </w:r>
+      <w:r>
+        <w:rPr>
+          <w:color w:val="373737"/>
+          <w:sz w:val="19"/>
+        </w:rPr>
+        <w:t xml:space="preserve"> → </w:t>
+      </w:r>
+      <w:r>
+        <w:rPr>
+          <w:rFonts w:ascii="Courier New" w:hAnsi="Courier New"/>
+          <w:sz w:val="19"/>
+        </w:rPr>
+        <w:t>D-04</w:t>
+      </w:r>
+      <w:r>
+        <w:rPr>
+          <w:color w:val="373737"/>
+          <w:sz w:val="19"/>
+        </w:rPr>
+        <w:t xml:space="preserve"> → </w:t>
+      </w:r>
+      <w:r>
+        <w:rPr>
+          <w:rFonts w:ascii="Courier New" w:hAnsi="Courier New"/>
+          <w:sz w:val="19"/>
+        </w:rPr>
+        <w:t>G-01</w:t>
+      </w:r>
+      <w:r>
+        <w:rPr>
+          <w:color w:val="373737"/>
+          <w:sz w:val="19"/>
+        </w:rPr>
+        <w:t xml:space="preserve"> → </w:t>
+      </w:r>
+      <w:r>
+        <w:rPr>
+          <w:rFonts w:ascii="Courier New" w:hAnsi="Courier New"/>
+          <w:sz w:val="19"/>
+        </w:rPr>
+        <w:t>G-06</w:t>
+      </w:r>
+      <w:r>
+        <w:rPr>
+          <w:color w:val="373737"/>
+          <w:sz w:val="19"/>
+        </w:rPr>
+        <w:t xml:space="preserve"> → </w:t>
+      </w:r>
+      <w:r>
+        <w:rPr>
+          <w:rFonts w:ascii="Courier New" w:hAnsi="Courier New"/>
+          <w:sz w:val="19"/>
+        </w:rPr>
+        <w:t>F-01</w:t>
+      </w:r>
+      <w:r>
+        <w:rPr>
+          <w:color w:val="373737"/>
+          <w:sz w:val="19"/>
+        </w:rPr>
+        <w:t>&lt;br&gt;</w:t>
+      </w:r>
+      <w:r>
+        <w:rPr>
+          <w:b/>
+          <w:color w:val="373737"/>
+          <w:sz w:val="19"/>
+        </w:rPr>
+        <w:t>BE-2:</w:t>
+      </w:r>
+      <w:r>
+        <w:rPr>
+          <w:color w:val="373737"/>
+          <w:sz w:val="19"/>
+        </w:rPr>
+        <w:t xml:space="preserve"> </w:t>
+      </w:r>
+      <w:r>
+        <w:rPr>
+          <w:rFonts w:ascii="Courier New" w:hAnsi="Courier New"/>
+          <w:sz w:val="19"/>
+        </w:rPr>
+        <w:t>G-04</w:t>
+      </w:r>
+      <w:r>
+        <w:rPr>
+          <w:color w:val="373737"/>
+          <w:sz w:val="19"/>
+        </w:rPr>
+        <w:t xml:space="preserve"> → </w:t>
+      </w:r>
+      <w:r>
+        <w:rPr>
+          <w:rFonts w:ascii="Courier New" w:hAnsi="Courier New"/>
+          <w:sz w:val="19"/>
+        </w:rPr>
+        <w:t>B-02</w:t>
+      </w:r>
+      <w:r>
+        <w:rPr>
+          <w:color w:val="373737"/>
+          <w:sz w:val="19"/>
+        </w:rPr>
+        <w:t xml:space="preserve"> → </w:t>
+      </w:r>
+      <w:r>
+        <w:rPr>
+          <w:rFonts w:ascii="Courier New" w:hAnsi="Courier New"/>
+          <w:sz w:val="19"/>
+        </w:rPr>
+        <w:t>D-01</w:t>
+      </w:r>
+      <w:r>
+        <w:rPr>
+          <w:color w:val="373737"/>
+          <w:sz w:val="19"/>
+        </w:rPr>
+        <w:t xml:space="preserve"> → </w:t>
+      </w:r>
+      <w:r>
+        <w:rPr>
+          <w:rFonts w:ascii="Courier New" w:hAnsi="Courier New"/>
+          <w:sz w:val="19"/>
+        </w:rPr>
+        <w:t>D-03</w:t>
+      </w:r>
+      <w:r>
+        <w:rPr>
+          <w:color w:val="373737"/>
+          <w:sz w:val="19"/>
+        </w:rPr>
+        <w:t xml:space="preserve"> → </w:t>
+      </w:r>
+      <w:r>
+        <w:rPr>
+          <w:rFonts w:ascii="Courier New" w:hAnsi="Courier New"/>
+          <w:sz w:val="19"/>
+        </w:rPr>
+        <w:t>D-08</w:t>
+      </w:r>
+      <w:r>
+        <w:rPr>
+          <w:color w:val="373737"/>
+          <w:sz w:val="19"/>
+        </w:rPr>
+        <w:t xml:space="preserve"> → </w:t>
+      </w:r>
+      <w:r>
+        <w:rPr>
+          <w:rFonts w:ascii="Courier New" w:hAnsi="Courier New"/>
+          <w:sz w:val="19"/>
+        </w:rPr>
+        <w:t>G-05</w:t>
+      </w:r>
+      <w:r>
+        <w:rPr>
+          <w:color w:val="373737"/>
+          <w:sz w:val="19"/>
+        </w:rPr>
+        <w:t xml:space="preserve"> → </w:t>
+      </w:r>
+      <w:r>
+        <w:rPr>
+          <w:rFonts w:ascii="Courier New" w:hAnsi="Courier New"/>
+          <w:sz w:val="19"/>
+        </w:rPr>
+        <w:t>B-06</w:t>
+      </w:r>
+      <w:r>
+        <w:rPr>
+          <w:color w:val="373737"/>
+          <w:sz w:val="19"/>
+        </w:rPr>
+        <w:t xml:space="preserve"> → </w:t>
+      </w:r>
+      <w:r>
+        <w:rPr>
+          <w:rFonts w:ascii="Courier New" w:hAnsi="Courier New"/>
+          <w:sz w:val="19"/>
+        </w:rPr>
+        <w:t>D-09</w:t>
+      </w:r>
+      <w:r>
+        <w:rPr>
+          <w:color w:val="373737"/>
+          <w:sz w:val="19"/>
+        </w:rPr>
+        <w:t xml:space="preserve"> → </w:t>
+      </w:r>
+      <w:r>
+        <w:rPr>
+          <w:rFonts w:ascii="Courier New" w:hAnsi="Courier New"/>
+          <w:sz w:val="19"/>
+        </w:rPr>
+        <w:t>G-02</w:t>
+      </w:r>
+    </w:p>
+    <w:p>
+      <w:pPr>
+        <w:spacing w:after="60"/>
+      </w:pPr>
+      <w:r>
+        <w:rPr>
+          <w:b/>
+          <w:color w:val="373737"/>
+          <w:sz w:val="19"/>
+        </w:rPr>
+        <w:t>Elapsed (nominal midpoints):</w:t>
+      </w:r>
+      <w:r>
+        <w:rPr>
+          <w:color w:val="373737"/>
+          <w:sz w:val="19"/>
+        </w:rPr>
+        <w:t xml:space="preserve"> ~26 working days with 2 engineers vs ~52 days sequential.</w:t>
       </w:r>
     </w:p>
     <w:p>
@@ -3273,7 +4504,7 @@
           <w:color w:val="1F3864"/>
           <w:sz w:val="22"/>
         </w:rPr>
-        <w:t>📖 Phase B — Core Reads  (6 stories)</w:t>
+        <w:t>📖 Phase B — Core Reads  (3 stories)</w:t>
       </w:r>
     </w:p>
     <w:tbl>
@@ -3600,7 +4831,49 @@
                 <w:rFonts w:ascii="Courier New" w:hAnsi="Courier New"/>
                 <w:sz w:val="17"/>
               </w:rPr>
-              <w:t>getPackagingById(packagingId)</w:t>
+              <w:t>getPackagingById</w:t>
+            </w:r>
+            <w:r>
+              <w:rPr>
+                <w:color w:val="373737"/>
+                <w:sz w:val="17"/>
+              </w:rPr>
+              <w:t xml:space="preserve"> · </w:t>
+            </w:r>
+            <w:r>
+              <w:rPr>
+                <w:rFonts w:ascii="Courier New" w:hAnsi="Courier New"/>
+                <w:sz w:val="17"/>
+              </w:rPr>
+              <w:t>getDielines</w:t>
+            </w:r>
+            <w:r>
+              <w:rPr>
+                <w:color w:val="373737"/>
+                <w:sz w:val="17"/>
+              </w:rPr>
+              <w:t xml:space="preserve"> · </w:t>
+            </w:r>
+            <w:r>
+              <w:rPr>
+                <w:rFonts w:ascii="Courier New" w:hAnsi="Courier New"/>
+                <w:sz w:val="17"/>
+              </w:rPr>
+              <w:t>getPackagingFieldValuesByType</w:t>
+            </w:r>
+            <w:r>
+              <w:rPr>
+                <w:color w:val="373737"/>
+                <w:sz w:val="17"/>
+              </w:rPr>
+              <w:t xml:space="preserve"> · </w:t>
+            </w:r>
+            <w:r>
+              <w:rPr>
+                <w:rFonts w:ascii="Courier New" w:hAnsi="Courier New"/>
+                <w:sz w:val="17"/>
+              </w:rPr>
+              <w:t>getDielineEvaluationStatuses</w:t>
             </w:r>
           </w:p>
         </w:tc>
@@ -3615,10 +4888,10 @@
             </w:pPr>
             <w:r>
               <w:rPr>
-                <w:color w:val="1E7A34"/>
+                <w:color w:val="9B7A00"/>
                 <w:sz w:val="17"/>
               </w:rPr>
-              <w:t>🟢 Low [XS]</w:t>
+              <w:t>🟡 Medium [M]</w:t>
             </w:r>
           </w:p>
         </w:tc>
@@ -3680,7 +4953,7 @@
                 <w:color w:val="373737"/>
                 <w:sz w:val="17"/>
               </w:rPr>
-              <w:t>Fetch one packaging by id.</w:t>
+              <w:t>Fetch one packaging by id; List dielines (print layouts) for a packaging; Return packaging field-value lookups by type; Return the dieline evaluation-status lookup (cached)</w:t>
             </w:r>
           </w:p>
           <w:p>
@@ -3700,7 +4973,7 @@
                 <w:color w:val="373737"/>
                 <w:sz w:val="17"/>
               </w:rPr>
-              <w:t>token → getPackagingById</w:t>
+              <w:t>token → getPackagingById. ; getDielines → .dielines. ; getPackagingFieldValuesByType(type, ids). ; getDielineEvaluationStatuses()</w:t>
             </w:r>
           </w:p>
           <w:p>
@@ -3730,10 +5003,112 @@
             </w:r>
             <w:r>
               <w:rPr>
+                <w:rFonts w:ascii="Courier New" w:hAnsi="Courier New"/>
+                <w:sz w:val="17"/>
+              </w:rPr>
+              <w:t>getPackagingById</w:t>
+            </w:r>
+            <w:r>
+              <w:rPr>
                 <w:color w:val="373737"/>
                 <w:sz w:val="17"/>
               </w:rPr>
-              <w:t>returns packaging; miss→null</w:t>
+              <w:t>: returns packaging; miss→null</w:t>
+            </w:r>
+          </w:p>
+          <w:p>
+            <w:pPr>
+              <w:spacing w:after="20"/>
+              <w:ind w:left="173"/>
+            </w:pPr>
+            <w:r>
+              <w:rPr>
+                <w:color w:val="444444"/>
+                <w:sz w:val="17"/>
+              </w:rPr>
+              <w:t xml:space="preserve">• </w:t>
+            </w:r>
+            <w:r>
+              <w:rPr>
+                <w:rFonts w:ascii="Courier New" w:hAnsi="Courier New"/>
+                <w:sz w:val="17"/>
+              </w:rPr>
+              <w:t>getDielines</w:t>
+            </w:r>
+            <w:r>
+              <w:rPr>
+                <w:color w:val="373737"/>
+                <w:sz w:val="17"/>
+              </w:rPr>
+              <w:t xml:space="preserve">: filters forwarded; returns the </w:t>
+            </w:r>
+            <w:r>
+              <w:rPr>
+                <w:rFonts w:ascii="Courier New" w:hAnsi="Courier New"/>
+                <w:sz w:val="17"/>
+              </w:rPr>
+              <w:t>dielines</w:t>
+            </w:r>
+            <w:r>
+              <w:rPr>
+                <w:color w:val="373737"/>
+                <w:sz w:val="17"/>
+              </w:rPr>
+              <w:t xml:space="preserve"> array</w:t>
+            </w:r>
+          </w:p>
+          <w:p>
+            <w:pPr>
+              <w:spacing w:after="20"/>
+              <w:ind w:left="173"/>
+            </w:pPr>
+            <w:r>
+              <w:rPr>
+                <w:color w:val="444444"/>
+                <w:sz w:val="17"/>
+              </w:rPr>
+              <w:t xml:space="preserve">• </w:t>
+            </w:r>
+            <w:r>
+              <w:rPr>
+                <w:rFonts w:ascii="Courier New" w:hAnsi="Courier New"/>
+                <w:sz w:val="17"/>
+              </w:rPr>
+              <w:t>getPackagingFieldValuesByType</w:t>
+            </w:r>
+            <w:r>
+              <w:rPr>
+                <w:color w:val="373737"/>
+                <w:sz w:val="17"/>
+              </w:rPr>
+              <w:t>: by type (+optional ids)</w:t>
+            </w:r>
+          </w:p>
+          <w:p>
+            <w:pPr>
+              <w:spacing w:after="20"/>
+              <w:ind w:left="173"/>
+            </w:pPr>
+            <w:r>
+              <w:rPr>
+                <w:color w:val="444444"/>
+                <w:sz w:val="17"/>
+              </w:rPr>
+              <w:t xml:space="preserve">• </w:t>
+            </w:r>
+            <w:r>
+              <w:rPr>
+                <w:rFonts w:ascii="Courier New" w:hAnsi="Courier New"/>
+                <w:sz w:val="17"/>
+              </w:rPr>
+              <w:t>getDielineEvaluationStatuses</w:t>
+            </w:r>
+            <w:r>
+              <w:rPr>
+                <w:color w:val="373737"/>
+                <w:sz w:val="17"/>
+              </w:rPr>
+              <w:t>: returns statuses; cached</w:t>
             </w:r>
           </w:p>
         </w:tc>
@@ -3760,7 +5135,7 @@
                 <w:color w:val="1F497D"/>
                 <w:sz w:val="17"/>
               </w:rPr>
-              <w:t>PKG-BE-B-03</w:t>
+              <w:t>PKG-BE-B-06</w:t>
             </w:r>
           </w:p>
           <w:p>
@@ -3772,7 +5147,14 @@
                 <w:rFonts w:ascii="Courier New" w:hAnsi="Courier New"/>
                 <w:sz w:val="17"/>
               </w:rPr>
-              <w:t>getDielines(...)</w:t>
+              <w:t>getCountries(codes)</w:t>
+            </w:r>
+            <w:r>
+              <w:rPr>
+                <w:color w:val="373737"/>
+                <w:sz w:val="17"/>
+              </w:rPr>
+              <w:t xml:space="preserve"> (cacheable)</w:t>
             </w:r>
           </w:p>
         </w:tc>
@@ -3829,548 +5211,6 @@
         </w:tc>
         <w:tc>
           <w:tcPr>
-            <w:tcW w:w="5976" w:type="dxa"/>
-          </w:tcPr>
-          <w:p>
-            <w:pPr>
-              <w:spacing w:after="20"/>
-            </w:pPr>
-            <w:r>
-              <w:rPr>
-                <w:b/>
-                <w:color w:val="373737"/>
-                <w:sz w:val="17"/>
-              </w:rPr>
-              <w:t xml:space="preserve">Intent — </w:t>
-            </w:r>
-            <w:r>
-              <w:rPr>
-                <w:color w:val="373737"/>
-                <w:sz w:val="17"/>
-              </w:rPr>
-              <w:t>List dielines (print layouts) for a packaging.</w:t>
-            </w:r>
-          </w:p>
-          <w:p>
-            <w:pPr>
-              <w:spacing w:after="20"/>
-            </w:pPr>
-            <w:r>
-              <w:rPr>
-                <w:b/>
-                <w:color w:val="373737"/>
-                <w:sz w:val="17"/>
-              </w:rPr>
-              <w:t xml:space="preserve">Today — </w:t>
-            </w:r>
-            <w:r>
-              <w:rPr>
-                <w:color w:val="373737"/>
-                <w:sz w:val="17"/>
-              </w:rPr>
-              <w:t>getDielines → .dielines</w:t>
-            </w:r>
-          </w:p>
-          <w:p>
-            <w:pPr>
-              <w:spacing w:after="20"/>
-            </w:pPr>
-            <w:r>
-              <w:rPr>
-                <w:b/>
-                <w:color w:val="373737"/>
-                <w:sz w:val="17"/>
-              </w:rPr>
-              <w:t>Done when:</w:t>
-            </w:r>
-          </w:p>
-          <w:p>
-            <w:pPr>
-              <w:spacing w:after="20"/>
-              <w:ind w:left="173"/>
-            </w:pPr>
-            <w:r>
-              <w:rPr>
-                <w:color w:val="444444"/>
-                <w:sz w:val="17"/>
-              </w:rPr>
-              <w:t xml:space="preserve">• </w:t>
-            </w:r>
-            <w:r>
-              <w:rPr>
-                <w:color w:val="373737"/>
-                <w:sz w:val="17"/>
-              </w:rPr>
-              <w:t xml:space="preserve">filters forwarded; returns the </w:t>
-            </w:r>
-            <w:r>
-              <w:rPr>
-                <w:rFonts w:ascii="Courier New" w:hAnsi="Courier New"/>
-                <w:sz w:val="17"/>
-              </w:rPr>
-              <w:t>dielines</w:t>
-            </w:r>
-            <w:r>
-              <w:rPr>
-                <w:color w:val="373737"/>
-                <w:sz w:val="17"/>
-              </w:rPr>
-              <w:t xml:space="preserve"> array</w:t>
-            </w:r>
-          </w:p>
-        </w:tc>
-      </w:tr>
-      <w:tr>
-        <w:tc>
-          <w:tcPr>
-            <w:shd w:val="clear" w:color="auto" w:fill="F5F8FF"/>
-            <w:tcW w:w="2448" w:type="dxa"/>
-          </w:tcPr>
-          <w:p>
-            <w:pPr>
-              <w:spacing w:after="20"/>
-            </w:pPr>
-            <w:r>
-              <w:rPr>
-                <w:sz w:val="18"/>
-              </w:rPr>
-              <w:t xml:space="preserve">🔷 </w:t>
-            </w:r>
-            <w:r>
-              <w:rPr>
-                <w:rFonts w:ascii="Courier New" w:hAnsi="Courier New"/>
-                <w:b/>
-                <w:color w:val="1F497D"/>
-                <w:sz w:val="17"/>
-              </w:rPr>
-              <w:t>PKG-BE-B-04</w:t>
-            </w:r>
-          </w:p>
-          <w:p>
-            <w:pPr>
-              <w:spacing w:after="20"/>
-            </w:pPr>
-            <w:r>
-              <w:rPr>
-                <w:rFonts w:ascii="Courier New" w:hAnsi="Courier New"/>
-                <w:sz w:val="17"/>
-              </w:rPr>
-              <w:t>getPackagingFieldValuesByType(type, ids)</w:t>
-            </w:r>
-          </w:p>
-        </w:tc>
-        <w:tc>
-          <w:tcPr>
-            <w:shd w:val="clear" w:color="auto" w:fill="F5F8FF"/>
-            <w:tcW w:w="1152" w:type="dxa"/>
-          </w:tcPr>
-          <w:p>
-            <w:pPr>
-              <w:spacing w:after="20"/>
-            </w:pPr>
-            <w:r>
-              <w:rPr>
-                <w:color w:val="1E7A34"/>
-                <w:sz w:val="17"/>
-              </w:rPr>
-              <w:t>🟢 Low [XS]</w:t>
-            </w:r>
-          </w:p>
-        </w:tc>
-        <w:tc>
-          <w:tcPr>
-            <w:shd w:val="clear" w:color="auto" w:fill="F5F8FF"/>
-            <w:tcW w:w="1872" w:type="dxa"/>
-          </w:tcPr>
-          <w:p>
-            <w:pPr>
-              <w:spacing w:after="20"/>
-            </w:pPr>
-            <w:r>
-              <w:rPr>
-                <w:color w:val="444444"/>
-                <w:sz w:val="17"/>
-              </w:rPr>
-              <w:t>Query</w:t>
-            </w:r>
-          </w:p>
-        </w:tc>
-        <w:tc>
-          <w:tcPr>
-            <w:shd w:val="clear" w:color="auto" w:fill="F5F8FF"/>
-            <w:tcW w:w="1368" w:type="dxa"/>
-          </w:tcPr>
-          <w:p>
-            <w:pPr>
-              <w:spacing w:after="20"/>
-            </w:pPr>
-            <w:r>
-              <w:rPr>
-                <w:color w:val="444444"/>
-                <w:sz w:val="17"/>
-              </w:rPr>
-              <w:t>B-01</w:t>
-            </w:r>
-          </w:p>
-        </w:tc>
-        <w:tc>
-          <w:tcPr>
-            <w:shd w:val="clear" w:color="auto" w:fill="F5F8FF"/>
-            <w:tcW w:w="5976" w:type="dxa"/>
-          </w:tcPr>
-          <w:p>
-            <w:pPr>
-              <w:spacing w:after="20"/>
-            </w:pPr>
-            <w:r>
-              <w:rPr>
-                <w:b/>
-                <w:color w:val="373737"/>
-                <w:sz w:val="17"/>
-              </w:rPr>
-              <w:t xml:space="preserve">Intent — </w:t>
-            </w:r>
-            <w:r>
-              <w:rPr>
-                <w:color w:val="373737"/>
-                <w:sz w:val="17"/>
-              </w:rPr>
-              <w:t>Return packaging field-value lookups by type.</w:t>
-            </w:r>
-          </w:p>
-          <w:p>
-            <w:pPr>
-              <w:spacing w:after="20"/>
-            </w:pPr>
-            <w:r>
-              <w:rPr>
-                <w:b/>
-                <w:color w:val="373737"/>
-                <w:sz w:val="17"/>
-              </w:rPr>
-              <w:t xml:space="preserve">Today — </w:t>
-            </w:r>
-            <w:r>
-              <w:rPr>
-                <w:color w:val="373737"/>
-                <w:sz w:val="17"/>
-              </w:rPr>
-              <w:t>getPackagingFieldValuesByType(type, ids)</w:t>
-            </w:r>
-          </w:p>
-          <w:p>
-            <w:pPr>
-              <w:spacing w:after="20"/>
-            </w:pPr>
-            <w:r>
-              <w:rPr>
-                <w:b/>
-                <w:color w:val="373737"/>
-                <w:sz w:val="17"/>
-              </w:rPr>
-              <w:t>Done when:</w:t>
-            </w:r>
-          </w:p>
-          <w:p>
-            <w:pPr>
-              <w:spacing w:after="20"/>
-              <w:ind w:left="173"/>
-            </w:pPr>
-            <w:r>
-              <w:rPr>
-                <w:color w:val="444444"/>
-                <w:sz w:val="17"/>
-              </w:rPr>
-              <w:t xml:space="preserve">• </w:t>
-            </w:r>
-            <w:r>
-              <w:rPr>
-                <w:color w:val="373737"/>
-                <w:sz w:val="17"/>
-              </w:rPr>
-              <w:t>by type (+optional ids)</w:t>
-            </w:r>
-          </w:p>
-        </w:tc>
-      </w:tr>
-      <w:tr>
-        <w:tc>
-          <w:tcPr>
-            <w:tcW w:w="2448" w:type="dxa"/>
-          </w:tcPr>
-          <w:p>
-            <w:pPr>
-              <w:spacing w:after="20"/>
-            </w:pPr>
-            <w:r>
-              <w:rPr>
-                <w:sz w:val="18"/>
-              </w:rPr>
-              <w:t xml:space="preserve">🔷 </w:t>
-            </w:r>
-            <w:r>
-              <w:rPr>
-                <w:rFonts w:ascii="Courier New" w:hAnsi="Courier New"/>
-                <w:b/>
-                <w:color w:val="1F497D"/>
-                <w:sz w:val="17"/>
-              </w:rPr>
-              <w:t>PKG-BE-B-05</w:t>
-            </w:r>
-          </w:p>
-          <w:p>
-            <w:pPr>
-              <w:spacing w:after="20"/>
-            </w:pPr>
-            <w:r>
-              <w:rPr>
-                <w:rFonts w:ascii="Courier New" w:hAnsi="Courier New"/>
-                <w:sz w:val="17"/>
-              </w:rPr>
-              <w:t>getDielineEvaluationStatuses</w:t>
-            </w:r>
-            <w:r>
-              <w:rPr>
-                <w:color w:val="373737"/>
-                <w:sz w:val="17"/>
-              </w:rPr>
-              <w:t xml:space="preserve"> (cacheable)</w:t>
-            </w:r>
-          </w:p>
-        </w:tc>
-        <w:tc>
-          <w:tcPr>
-            <w:tcW w:w="1152" w:type="dxa"/>
-          </w:tcPr>
-          <w:p>
-            <w:pPr>
-              <w:spacing w:after="20"/>
-            </w:pPr>
-            <w:r>
-              <w:rPr>
-                <w:color w:val="1E7A34"/>
-                <w:sz w:val="17"/>
-              </w:rPr>
-              <w:t>🟢 Low [XS]</w:t>
-            </w:r>
-          </w:p>
-        </w:tc>
-        <w:tc>
-          <w:tcPr>
-            <w:tcW w:w="1872" w:type="dxa"/>
-          </w:tcPr>
-          <w:p>
-            <w:pPr>
-              <w:spacing w:after="20"/>
-            </w:pPr>
-            <w:r>
-              <w:rPr>
-                <w:color w:val="444444"/>
-                <w:sz w:val="17"/>
-              </w:rPr>
-              <w:t>Query</w:t>
-            </w:r>
-          </w:p>
-        </w:tc>
-        <w:tc>
-          <w:tcPr>
-            <w:tcW w:w="1368" w:type="dxa"/>
-          </w:tcPr>
-          <w:p>
-            <w:pPr>
-              <w:spacing w:after="20"/>
-            </w:pPr>
-            <w:r>
-              <w:rPr>
-                <w:color w:val="444444"/>
-                <w:sz w:val="17"/>
-              </w:rPr>
-              <w:t>B-01</w:t>
-            </w:r>
-          </w:p>
-        </w:tc>
-        <w:tc>
-          <w:tcPr>
-            <w:tcW w:w="5976" w:type="dxa"/>
-          </w:tcPr>
-          <w:p>
-            <w:pPr>
-              <w:spacing w:after="20"/>
-            </w:pPr>
-            <w:r>
-              <w:rPr>
-                <w:b/>
-                <w:color w:val="373737"/>
-                <w:sz w:val="17"/>
-              </w:rPr>
-              <w:t xml:space="preserve">Intent — </w:t>
-            </w:r>
-            <w:r>
-              <w:rPr>
-                <w:color w:val="373737"/>
-                <w:sz w:val="17"/>
-              </w:rPr>
-              <w:t>Return the dieline evaluation-status lookup (cached).</w:t>
-            </w:r>
-          </w:p>
-          <w:p>
-            <w:pPr>
-              <w:spacing w:after="20"/>
-            </w:pPr>
-            <w:r>
-              <w:rPr>
-                <w:b/>
-                <w:color w:val="373737"/>
-                <w:sz w:val="17"/>
-              </w:rPr>
-              <w:t xml:space="preserve">Today — </w:t>
-            </w:r>
-            <w:r>
-              <w:rPr>
-                <w:color w:val="373737"/>
-                <w:sz w:val="17"/>
-              </w:rPr>
-              <w:t>getDielineEvaluationStatuses()</w:t>
-            </w:r>
-          </w:p>
-          <w:p>
-            <w:pPr>
-              <w:spacing w:after="20"/>
-            </w:pPr>
-            <w:r>
-              <w:rPr>
-                <w:b/>
-                <w:color w:val="373737"/>
-                <w:sz w:val="17"/>
-              </w:rPr>
-              <w:t>Done when:</w:t>
-            </w:r>
-          </w:p>
-          <w:p>
-            <w:pPr>
-              <w:spacing w:after="20"/>
-              <w:ind w:left="173"/>
-            </w:pPr>
-            <w:r>
-              <w:rPr>
-                <w:color w:val="444444"/>
-                <w:sz w:val="17"/>
-              </w:rPr>
-              <w:t xml:space="preserve">• </w:t>
-            </w:r>
-            <w:r>
-              <w:rPr>
-                <w:color w:val="373737"/>
-                <w:sz w:val="17"/>
-              </w:rPr>
-              <w:t>returns statuses; cached</w:t>
-            </w:r>
-          </w:p>
-        </w:tc>
-      </w:tr>
-      <w:tr>
-        <w:tc>
-          <w:tcPr>
-            <w:shd w:val="clear" w:color="auto" w:fill="F5F8FF"/>
-            <w:tcW w:w="2448" w:type="dxa"/>
-          </w:tcPr>
-          <w:p>
-            <w:pPr>
-              <w:spacing w:after="20"/>
-            </w:pPr>
-            <w:r>
-              <w:rPr>
-                <w:sz w:val="18"/>
-              </w:rPr>
-              <w:t xml:space="preserve">🔷 </w:t>
-            </w:r>
-            <w:r>
-              <w:rPr>
-                <w:rFonts w:ascii="Courier New" w:hAnsi="Courier New"/>
-                <w:b/>
-                <w:color w:val="1F497D"/>
-                <w:sz w:val="17"/>
-              </w:rPr>
-              <w:t>PKG-BE-B-06</w:t>
-            </w:r>
-          </w:p>
-          <w:p>
-            <w:pPr>
-              <w:spacing w:after="20"/>
-            </w:pPr>
-            <w:r>
-              <w:rPr>
-                <w:rFonts w:ascii="Courier New" w:hAnsi="Courier New"/>
-                <w:sz w:val="17"/>
-              </w:rPr>
-              <w:t>getCountries(codes)</w:t>
-            </w:r>
-            <w:r>
-              <w:rPr>
-                <w:color w:val="373737"/>
-                <w:sz w:val="17"/>
-              </w:rPr>
-              <w:t xml:space="preserve"> (cacheable)</w:t>
-            </w:r>
-          </w:p>
-        </w:tc>
-        <w:tc>
-          <w:tcPr>
-            <w:shd w:val="clear" w:color="auto" w:fill="F5F8FF"/>
-            <w:tcW w:w="1152" w:type="dxa"/>
-          </w:tcPr>
-          <w:p>
-            <w:pPr>
-              <w:spacing w:after="20"/>
-            </w:pPr>
-            <w:r>
-              <w:rPr>
-                <w:color w:val="1E7A34"/>
-                <w:sz w:val="17"/>
-              </w:rPr>
-              <w:t>🟢 Low [XS]</w:t>
-            </w:r>
-          </w:p>
-        </w:tc>
-        <w:tc>
-          <w:tcPr>
-            <w:shd w:val="clear" w:color="auto" w:fill="F5F8FF"/>
-            <w:tcW w:w="1872" w:type="dxa"/>
-          </w:tcPr>
-          <w:p>
-            <w:pPr>
-              <w:spacing w:after="20"/>
-            </w:pPr>
-            <w:r>
-              <w:rPr>
-                <w:color w:val="444444"/>
-                <w:sz w:val="17"/>
-              </w:rPr>
-              <w:t>Query</w:t>
-            </w:r>
-          </w:p>
-        </w:tc>
-        <w:tc>
-          <w:tcPr>
-            <w:shd w:val="clear" w:color="auto" w:fill="F5F8FF"/>
-            <w:tcW w:w="1368" w:type="dxa"/>
-          </w:tcPr>
-          <w:p>
-            <w:pPr>
-              <w:spacing w:after="20"/>
-            </w:pPr>
-            <w:r>
-              <w:rPr>
-                <w:color w:val="444444"/>
-                <w:sz w:val="17"/>
-              </w:rPr>
-              <w:t>B-01</w:t>
-            </w:r>
-          </w:p>
-        </w:tc>
-        <w:tc>
-          <w:tcPr>
-            <w:shd w:val="clear" w:color="auto" w:fill="F5F8FF"/>
             <w:tcW w:w="5976" w:type="dxa"/>
           </w:tcPr>
           <w:p>
@@ -4869,7 +5709,7 @@
           <w:color w:val="7D5002"/>
           <w:sz w:val="22"/>
         </w:rPr>
-        <w:t>✏️ Phase D — Mutations  (9 stories)</w:t>
+        <w:t>✏️ Phase D — Mutations  (6 stories)</w:t>
       </w:r>
     </w:p>
     <w:tbl>
@@ -5218,6 +6058,48 @@
               </w:rPr>
               <w:t>evaluateDieline</w:t>
             </w:r>
+            <w:r>
+              <w:rPr>
+                <w:color w:val="373737"/>
+                <w:sz w:val="17"/>
+              </w:rPr>
+              <w:t xml:space="preserve"> · </w:t>
+            </w:r>
+            <w:r>
+              <w:rPr>
+                <w:rFonts w:ascii="Courier New" w:hAnsi="Courier New"/>
+                <w:sz w:val="17"/>
+              </w:rPr>
+              <w:t>exportPackaging</w:t>
+            </w:r>
+            <w:r>
+              <w:rPr>
+                <w:color w:val="373737"/>
+                <w:sz w:val="17"/>
+              </w:rPr>
+              <w:t xml:space="preserve"> · </w:t>
+            </w:r>
+            <w:r>
+              <w:rPr>
+                <w:rFonts w:ascii="Courier New" w:hAnsi="Courier New"/>
+                <w:sz w:val="17"/>
+              </w:rPr>
+              <w:t>lockPackaging</w:t>
+            </w:r>
+            <w:r>
+              <w:rPr>
+                <w:color w:val="373737"/>
+                <w:sz w:val="17"/>
+              </w:rPr>
+              <w:t xml:space="preserve"> · </w:t>
+            </w:r>
+            <w:r>
+              <w:rPr>
+                <w:rFonts w:ascii="Courier New" w:hAnsi="Courier New"/>
+                <w:sz w:val="17"/>
+              </w:rPr>
+              <w:t>unlockPackaging</w:t>
+            </w:r>
           </w:p>
         </w:tc>
         <w:tc>
@@ -5231,10 +6113,10 @@
             </w:pPr>
             <w:r>
               <w:rPr>
-                <w:color w:val="1E7A34"/>
+                <w:color w:val="9B7A00"/>
                 <w:sz w:val="17"/>
               </w:rPr>
-              <w:t>🟢 Low [XS]</w:t>
+              <w:t>🟡 Medium [M]</w:t>
             </w:r>
           </w:p>
         </w:tc>
@@ -5296,7 +6178,7 @@
                 <w:color w:val="373737"/>
                 <w:sz w:val="17"/>
               </w:rPr>
-              <w:t>Trigger evaluation of a dieline.</w:t>
+              <w:t>Trigger evaluation of a dieline; Kick off a packaging export; Lock a packaging from edits; Unlock a packaging</w:t>
             </w:r>
           </w:p>
           <w:p>
@@ -5316,7 +6198,7 @@
                 <w:color w:val="373737"/>
                 <w:sz w:val="17"/>
               </w:rPr>
-              <w:t>PUT packaging/v1/dielines/{dielineId}/evaluate</w:t>
+              <w:t>PUT packaging/v1/dielines/{dielineId}/evaluate. ; token → requestPackagingExport({workspace_id, workspace_description, product_ids}) → request id. ; token → PUT…</w:t>
             </w:r>
           </w:p>
           <w:p>
@@ -5346,10 +6228,98 @@
             </w:r>
             <w:r>
               <w:rPr>
+                <w:rFonts w:ascii="Courier New" w:hAnsi="Courier New"/>
+                <w:sz w:val="17"/>
+              </w:rPr>
+              <w:t>evaluateDieline</w:t>
+            </w:r>
+            <w:r>
+              <w:rPr>
                 <w:color w:val="373737"/>
                 <w:sz w:val="17"/>
               </w:rPr>
-              <w:t>evaluates the dieline</w:t>
+              <w:t>: evaluates the dieline</w:t>
+            </w:r>
+          </w:p>
+          <w:p>
+            <w:pPr>
+              <w:spacing w:after="20"/>
+              <w:ind w:left="173"/>
+            </w:pPr>
+            <w:r>
+              <w:rPr>
+                <w:color w:val="444444"/>
+                <w:sz w:val="17"/>
+              </w:rPr>
+              <w:t xml:space="preserve">• </w:t>
+            </w:r>
+            <w:r>
+              <w:rPr>
+                <w:rFonts w:ascii="Courier New" w:hAnsi="Courier New"/>
+                <w:sz w:val="17"/>
+              </w:rPr>
+              <w:t>exportPackaging</w:t>
+            </w:r>
+            <w:r>
+              <w:rPr>
+                <w:color w:val="373737"/>
+                <w:sz w:val="17"/>
+              </w:rPr>
+              <w:t>: returns the export request id</w:t>
+            </w:r>
+          </w:p>
+          <w:p>
+            <w:pPr>
+              <w:spacing w:after="20"/>
+              <w:ind w:left="173"/>
+            </w:pPr>
+            <w:r>
+              <w:rPr>
+                <w:color w:val="444444"/>
+                <w:sz w:val="17"/>
+              </w:rPr>
+              <w:t xml:space="preserve">• </w:t>
+            </w:r>
+            <w:r>
+              <w:rPr>
+                <w:rFonts w:ascii="Courier New" w:hAnsi="Courier New"/>
+                <w:sz w:val="17"/>
+              </w:rPr>
+              <w:t>lockPackaging</w:t>
+            </w:r>
+            <w:r>
+              <w:rPr>
+                <w:color w:val="373737"/>
+                <w:sz w:val="17"/>
+              </w:rPr>
+              <w:t>: locks</w:t>
+            </w:r>
+          </w:p>
+          <w:p>
+            <w:pPr>
+              <w:spacing w:after="20"/>
+              <w:ind w:left="173"/>
+            </w:pPr>
+            <w:r>
+              <w:rPr>
+                <w:color w:val="444444"/>
+                <w:sz w:val="17"/>
+              </w:rPr>
+              <w:t xml:space="preserve">• </w:t>
+            </w:r>
+            <w:r>
+              <w:rPr>
+                <w:rFonts w:ascii="Courier New" w:hAnsi="Courier New"/>
+                <w:sz w:val="17"/>
+              </w:rPr>
+              <w:t>unlockPackaging</w:t>
+            </w:r>
+            <w:r>
+              <w:rPr>
+                <w:color w:val="373737"/>
+                <w:sz w:val="17"/>
+              </w:rPr>
+              <w:t>: unlocks</w:t>
             </w:r>
           </w:p>
         </w:tc>
@@ -5757,7 +6727,7 @@
                 <w:color w:val="1F497D"/>
                 <w:sz w:val="17"/>
               </w:rPr>
-              <w:t>PKG-BE-D-05</w:t>
+              <w:t>PKG-BE-D-08</w:t>
             </w:r>
           </w:p>
           <w:p>
@@ -5769,7 +6739,7 @@
                 <w:rFonts w:ascii="Courier New" w:hAnsi="Courier New"/>
                 <w:sz w:val="17"/>
               </w:rPr>
-              <w:t>exportPackaging</w:t>
+              <w:t>cloneFilesForDielines</w:t>
             </w:r>
           </w:p>
         </w:tc>
@@ -5783,10 +6753,10 @@
             </w:pPr>
             <w:r>
               <w:rPr>
-                <w:color w:val="1E7A34"/>
+                <w:color w:val="9B7A00"/>
                 <w:sz w:val="17"/>
               </w:rPr>
-              <w:t>🟢 Low [XS]</w:t>
+              <w:t>🟡 Medium [M]</w:t>
             </w:r>
           </w:p>
         </w:tc>
@@ -5806,6 +6776,25 @@
               <w:t>Mutation</w:t>
             </w:r>
           </w:p>
+          <w:p>
+            <w:pPr>
+              <w:spacing w:after="20"/>
+            </w:pPr>
+            <w:r>
+              <w:rPr>
+                <w:color w:val="444444"/>
+                <w:sz w:val="16"/>
+              </w:rPr>
+              <w:t xml:space="preserve">Calls: </w:t>
+            </w:r>
+            <w:r>
+              <w:rPr>
+                <w:color w:val="373737"/>
+                <w:sz w:val="16"/>
+              </w:rPr>
+              <w:t>attachment</w:t>
+            </w:r>
+          </w:p>
         </w:tc>
         <w:tc>
           <w:tcPr>
@@ -5845,7 +6834,7 @@
                 <w:color w:val="373737"/>
                 <w:sz w:val="17"/>
               </w:rPr>
-              <w:t>Kick off a packaging export.</w:t>
+              <w:t>Copy attachment files for dielines.</w:t>
             </w:r>
           </w:p>
           <w:p>
@@ -5865,7 +6854,7 @@
                 <w:color w:val="373737"/>
                 <w:sz w:val="17"/>
               </w:rPr>
-              <w:t>token → requestPackagingExport({workspace_id, workspace_description, product_ids}) → request id</w:t>
+              <w:t>token → Promise.all(attachmentIds.map(id =&gt; (attachment) cloneAttachmentV3({cloneReferences}, id))), flatten. EXT: attachment</w:t>
             </w:r>
           </w:p>
           <w:p>
@@ -5898,7 +6887,14 @@
                 <w:color w:val="373737"/>
                 <w:sz w:val="17"/>
               </w:rPr>
-              <w:t>returns the export request id</w:t>
+              <w:t xml:space="preserve">clones each id with the shared </w:t>
+            </w:r>
+            <w:r>
+              <w:rPr>
+                <w:rFonts w:ascii="Courier New" w:hAnsi="Courier New"/>
+                <w:sz w:val="17"/>
+              </w:rPr>
+              <w:t>cloneReferences</w:t>
             </w:r>
           </w:p>
         </w:tc>
@@ -5926,7 +6922,7 @@
                 <w:color w:val="1F497D"/>
                 <w:sz w:val="17"/>
               </w:rPr>
-              <w:t>PKG-BE-D-06</w:t>
+              <w:t>PKG-BE-D-09</w:t>
             </w:r>
           </w:p>
           <w:p>
@@ -5938,7 +6934,7 @@
                 <w:rFonts w:ascii="Courier New" w:hAnsi="Courier New"/>
                 <w:sz w:val="17"/>
               </w:rPr>
-              <w:t>lockPackaging</w:t>
+              <w:t>updatePackagingComponentStatus</w:t>
             </w:r>
           </w:p>
         </w:tc>
@@ -5999,541 +6995,6 @@
         <w:tc>
           <w:tcPr>
             <w:shd w:val="clear" w:color="auto" w:fill="F5F8FF"/>
-            <w:tcW w:w="5976" w:type="dxa"/>
-          </w:tcPr>
-          <w:p>
-            <w:pPr>
-              <w:spacing w:after="20"/>
-            </w:pPr>
-            <w:r>
-              <w:rPr>
-                <w:b/>
-                <w:color w:val="373737"/>
-                <w:sz w:val="17"/>
-              </w:rPr>
-              <w:t xml:space="preserve">Intent — </w:t>
-            </w:r>
-            <w:r>
-              <w:rPr>
-                <w:color w:val="373737"/>
-                <w:sz w:val="17"/>
-              </w:rPr>
-              <w:t>Lock a packaging from edits.</w:t>
-            </w:r>
-          </w:p>
-          <w:p>
-            <w:pPr>
-              <w:spacing w:after="20"/>
-            </w:pPr>
-            <w:r>
-              <w:rPr>
-                <w:b/>
-                <w:color w:val="373737"/>
-                <w:sz w:val="17"/>
-              </w:rPr>
-              <w:t xml:space="preserve">Today — </w:t>
-            </w:r>
-            <w:r>
-              <w:rPr>
-                <w:color w:val="373737"/>
-                <w:sz w:val="17"/>
-              </w:rPr>
-              <w:t>token → PUT packaging/v1/{id}/lock</w:t>
-            </w:r>
-          </w:p>
-          <w:p>
-            <w:pPr>
-              <w:spacing w:after="20"/>
-            </w:pPr>
-            <w:r>
-              <w:rPr>
-                <w:b/>
-                <w:color w:val="373737"/>
-                <w:sz w:val="17"/>
-              </w:rPr>
-              <w:t>Done when:</w:t>
-            </w:r>
-          </w:p>
-          <w:p>
-            <w:pPr>
-              <w:spacing w:after="20"/>
-              <w:ind w:left="173"/>
-            </w:pPr>
-            <w:r>
-              <w:rPr>
-                <w:color w:val="444444"/>
-                <w:sz w:val="17"/>
-              </w:rPr>
-              <w:t xml:space="preserve">• </w:t>
-            </w:r>
-            <w:r>
-              <w:rPr>
-                <w:color w:val="373737"/>
-                <w:sz w:val="17"/>
-              </w:rPr>
-              <w:t>locks</w:t>
-            </w:r>
-          </w:p>
-        </w:tc>
-      </w:tr>
-      <w:tr>
-        <w:tc>
-          <w:tcPr>
-            <w:tcW w:w="2448" w:type="dxa"/>
-          </w:tcPr>
-          <w:p>
-            <w:pPr>
-              <w:spacing w:after="20"/>
-            </w:pPr>
-            <w:r>
-              <w:rPr>
-                <w:sz w:val="18"/>
-              </w:rPr>
-              <w:t xml:space="preserve">🔶 </w:t>
-            </w:r>
-            <w:r>
-              <w:rPr>
-                <w:rFonts w:ascii="Courier New" w:hAnsi="Courier New"/>
-                <w:b/>
-                <w:color w:val="1F497D"/>
-                <w:sz w:val="17"/>
-              </w:rPr>
-              <w:t>PKG-BE-D-07</w:t>
-            </w:r>
-          </w:p>
-          <w:p>
-            <w:pPr>
-              <w:spacing w:after="20"/>
-            </w:pPr>
-            <w:r>
-              <w:rPr>
-                <w:rFonts w:ascii="Courier New" w:hAnsi="Courier New"/>
-                <w:sz w:val="17"/>
-              </w:rPr>
-              <w:t>unlockPackaging</w:t>
-            </w:r>
-          </w:p>
-        </w:tc>
-        <w:tc>
-          <w:tcPr>
-            <w:tcW w:w="1152" w:type="dxa"/>
-          </w:tcPr>
-          <w:p>
-            <w:pPr>
-              <w:spacing w:after="20"/>
-            </w:pPr>
-            <w:r>
-              <w:rPr>
-                <w:color w:val="1E7A34"/>
-                <w:sz w:val="17"/>
-              </w:rPr>
-              <w:t>🟢 Low [XS]</w:t>
-            </w:r>
-          </w:p>
-        </w:tc>
-        <w:tc>
-          <w:tcPr>
-            <w:tcW w:w="1872" w:type="dxa"/>
-          </w:tcPr>
-          <w:p>
-            <w:pPr>
-              <w:spacing w:after="20"/>
-            </w:pPr>
-            <w:r>
-              <w:rPr>
-                <w:color w:val="444444"/>
-                <w:sz w:val="17"/>
-              </w:rPr>
-              <w:t>Mutation</w:t>
-            </w:r>
-          </w:p>
-        </w:tc>
-        <w:tc>
-          <w:tcPr>
-            <w:tcW w:w="1368" w:type="dxa"/>
-          </w:tcPr>
-          <w:p>
-            <w:pPr>
-              <w:spacing w:after="20"/>
-            </w:pPr>
-            <w:r>
-              <w:rPr>
-                <w:color w:val="444444"/>
-                <w:sz w:val="17"/>
-              </w:rPr>
-              <w:t>B-01</w:t>
-            </w:r>
-          </w:p>
-        </w:tc>
-        <w:tc>
-          <w:tcPr>
-            <w:tcW w:w="5976" w:type="dxa"/>
-          </w:tcPr>
-          <w:p>
-            <w:pPr>
-              <w:spacing w:after="20"/>
-            </w:pPr>
-            <w:r>
-              <w:rPr>
-                <w:b/>
-                <w:color w:val="373737"/>
-                <w:sz w:val="17"/>
-              </w:rPr>
-              <w:t xml:space="preserve">Intent — </w:t>
-            </w:r>
-            <w:r>
-              <w:rPr>
-                <w:color w:val="373737"/>
-                <w:sz w:val="17"/>
-              </w:rPr>
-              <w:t>Unlock a packaging.</w:t>
-            </w:r>
-          </w:p>
-          <w:p>
-            <w:pPr>
-              <w:spacing w:after="20"/>
-            </w:pPr>
-            <w:r>
-              <w:rPr>
-                <w:b/>
-                <w:color w:val="373737"/>
-                <w:sz w:val="17"/>
-              </w:rPr>
-              <w:t xml:space="preserve">Today — </w:t>
-            </w:r>
-            <w:r>
-              <w:rPr>
-                <w:color w:val="373737"/>
-                <w:sz w:val="17"/>
-              </w:rPr>
-              <w:t>token → PUT packaging/v1/{id}/unlock</w:t>
-            </w:r>
-          </w:p>
-          <w:p>
-            <w:pPr>
-              <w:spacing w:after="20"/>
-            </w:pPr>
-            <w:r>
-              <w:rPr>
-                <w:b/>
-                <w:color w:val="373737"/>
-                <w:sz w:val="17"/>
-              </w:rPr>
-              <w:t>Done when:</w:t>
-            </w:r>
-          </w:p>
-          <w:p>
-            <w:pPr>
-              <w:spacing w:after="20"/>
-              <w:ind w:left="173"/>
-            </w:pPr>
-            <w:r>
-              <w:rPr>
-                <w:color w:val="444444"/>
-                <w:sz w:val="17"/>
-              </w:rPr>
-              <w:t xml:space="preserve">• </w:t>
-            </w:r>
-            <w:r>
-              <w:rPr>
-                <w:color w:val="373737"/>
-                <w:sz w:val="17"/>
-              </w:rPr>
-              <w:t>unlocks</w:t>
-            </w:r>
-          </w:p>
-        </w:tc>
-      </w:tr>
-      <w:tr>
-        <w:tc>
-          <w:tcPr>
-            <w:shd w:val="clear" w:color="auto" w:fill="F5F8FF"/>
-            <w:tcW w:w="2448" w:type="dxa"/>
-          </w:tcPr>
-          <w:p>
-            <w:pPr>
-              <w:spacing w:after="20"/>
-            </w:pPr>
-            <w:r>
-              <w:rPr>
-                <w:sz w:val="18"/>
-              </w:rPr>
-              <w:t xml:space="preserve">🔶 </w:t>
-            </w:r>
-            <w:r>
-              <w:rPr>
-                <w:rFonts w:ascii="Courier New" w:hAnsi="Courier New"/>
-                <w:b/>
-                <w:color w:val="1F497D"/>
-                <w:sz w:val="17"/>
-              </w:rPr>
-              <w:t>PKG-BE-D-08</w:t>
-            </w:r>
-          </w:p>
-          <w:p>
-            <w:pPr>
-              <w:spacing w:after="20"/>
-            </w:pPr>
-            <w:r>
-              <w:rPr>
-                <w:rFonts w:ascii="Courier New" w:hAnsi="Courier New"/>
-                <w:sz w:val="17"/>
-              </w:rPr>
-              <w:t>cloneFilesForDielines</w:t>
-            </w:r>
-          </w:p>
-        </w:tc>
-        <w:tc>
-          <w:tcPr>
-            <w:shd w:val="clear" w:color="auto" w:fill="F5F8FF"/>
-            <w:tcW w:w="1152" w:type="dxa"/>
-          </w:tcPr>
-          <w:p>
-            <w:pPr>
-              <w:spacing w:after="20"/>
-            </w:pPr>
-            <w:r>
-              <w:rPr>
-                <w:color w:val="9B7A00"/>
-                <w:sz w:val="17"/>
-              </w:rPr>
-              <w:t>🟡 Medium [M]</w:t>
-            </w:r>
-          </w:p>
-        </w:tc>
-        <w:tc>
-          <w:tcPr>
-            <w:shd w:val="clear" w:color="auto" w:fill="F5F8FF"/>
-            <w:tcW w:w="1872" w:type="dxa"/>
-          </w:tcPr>
-          <w:p>
-            <w:pPr>
-              <w:spacing w:after="20"/>
-            </w:pPr>
-            <w:r>
-              <w:rPr>
-                <w:color w:val="444444"/>
-                <w:sz w:val="17"/>
-              </w:rPr>
-              <w:t>Mutation</w:t>
-            </w:r>
-          </w:p>
-          <w:p>
-            <w:pPr>
-              <w:spacing w:after="20"/>
-            </w:pPr>
-            <w:r>
-              <w:rPr>
-                <w:color w:val="444444"/>
-                <w:sz w:val="16"/>
-              </w:rPr>
-              <w:t xml:space="preserve">Calls: </w:t>
-            </w:r>
-            <w:r>
-              <w:rPr>
-                <w:color w:val="373737"/>
-                <w:sz w:val="16"/>
-              </w:rPr>
-              <w:t>attachment</w:t>
-            </w:r>
-          </w:p>
-        </w:tc>
-        <w:tc>
-          <w:tcPr>
-            <w:shd w:val="clear" w:color="auto" w:fill="F5F8FF"/>
-            <w:tcW w:w="1368" w:type="dxa"/>
-          </w:tcPr>
-          <w:p>
-            <w:pPr>
-              <w:spacing w:after="20"/>
-            </w:pPr>
-            <w:r>
-              <w:rPr>
-                <w:color w:val="444444"/>
-                <w:sz w:val="17"/>
-              </w:rPr>
-              <w:t>B-01</w:t>
-            </w:r>
-          </w:p>
-        </w:tc>
-        <w:tc>
-          <w:tcPr>
-            <w:shd w:val="clear" w:color="auto" w:fill="F5F8FF"/>
-            <w:tcW w:w="5976" w:type="dxa"/>
-          </w:tcPr>
-          <w:p>
-            <w:pPr>
-              <w:spacing w:after="20"/>
-            </w:pPr>
-            <w:r>
-              <w:rPr>
-                <w:b/>
-                <w:color w:val="373737"/>
-                <w:sz w:val="17"/>
-              </w:rPr>
-              <w:t xml:space="preserve">Intent — </w:t>
-            </w:r>
-            <w:r>
-              <w:rPr>
-                <w:color w:val="373737"/>
-                <w:sz w:val="17"/>
-              </w:rPr>
-              <w:t>Copy attachment files for dielines.</w:t>
-            </w:r>
-          </w:p>
-          <w:p>
-            <w:pPr>
-              <w:spacing w:after="20"/>
-            </w:pPr>
-            <w:r>
-              <w:rPr>
-                <w:b/>
-                <w:color w:val="373737"/>
-                <w:sz w:val="17"/>
-              </w:rPr>
-              <w:t xml:space="preserve">Today — </w:t>
-            </w:r>
-            <w:r>
-              <w:rPr>
-                <w:color w:val="373737"/>
-                <w:sz w:val="17"/>
-              </w:rPr>
-              <w:t>token → Promise.all(attachmentIds.map(id =&gt; (attachment) cloneAttachmentV3({cloneReferences}, id))), flatten. EXT: attachment</w:t>
-            </w:r>
-          </w:p>
-          <w:p>
-            <w:pPr>
-              <w:spacing w:after="20"/>
-            </w:pPr>
-            <w:r>
-              <w:rPr>
-                <w:b/>
-                <w:color w:val="373737"/>
-                <w:sz w:val="17"/>
-              </w:rPr>
-              <w:t>Done when:</w:t>
-            </w:r>
-          </w:p>
-          <w:p>
-            <w:pPr>
-              <w:spacing w:after="20"/>
-              <w:ind w:left="173"/>
-            </w:pPr>
-            <w:r>
-              <w:rPr>
-                <w:color w:val="444444"/>
-                <w:sz w:val="17"/>
-              </w:rPr>
-              <w:t xml:space="preserve">• </w:t>
-            </w:r>
-            <w:r>
-              <w:rPr>
-                <w:color w:val="373737"/>
-                <w:sz w:val="17"/>
-              </w:rPr>
-              <w:t xml:space="preserve">clones each id with the shared </w:t>
-            </w:r>
-            <w:r>
-              <w:rPr>
-                <w:rFonts w:ascii="Courier New" w:hAnsi="Courier New"/>
-                <w:sz w:val="17"/>
-              </w:rPr>
-              <w:t>cloneReferences</w:t>
-            </w:r>
-          </w:p>
-        </w:tc>
-      </w:tr>
-      <w:tr>
-        <w:tc>
-          <w:tcPr>
-            <w:tcW w:w="2448" w:type="dxa"/>
-          </w:tcPr>
-          <w:p>
-            <w:pPr>
-              <w:spacing w:after="20"/>
-            </w:pPr>
-            <w:r>
-              <w:rPr>
-                <w:sz w:val="18"/>
-              </w:rPr>
-              <w:t xml:space="preserve">🔶 </w:t>
-            </w:r>
-            <w:r>
-              <w:rPr>
-                <w:rFonts w:ascii="Courier New" w:hAnsi="Courier New"/>
-                <w:b/>
-                <w:color w:val="1F497D"/>
-                <w:sz w:val="17"/>
-              </w:rPr>
-              <w:t>PKG-BE-D-09</w:t>
-            </w:r>
-          </w:p>
-          <w:p>
-            <w:pPr>
-              <w:spacing w:after="20"/>
-            </w:pPr>
-            <w:r>
-              <w:rPr>
-                <w:rFonts w:ascii="Courier New" w:hAnsi="Courier New"/>
-                <w:sz w:val="17"/>
-              </w:rPr>
-              <w:t>updatePackagingComponentStatus</w:t>
-            </w:r>
-          </w:p>
-        </w:tc>
-        <w:tc>
-          <w:tcPr>
-            <w:tcW w:w="1152" w:type="dxa"/>
-          </w:tcPr>
-          <w:p>
-            <w:pPr>
-              <w:spacing w:after="20"/>
-            </w:pPr>
-            <w:r>
-              <w:rPr>
-                <w:color w:val="1E7A34"/>
-                <w:sz w:val="17"/>
-              </w:rPr>
-              <w:t>🟢 Low [XS]</w:t>
-            </w:r>
-          </w:p>
-        </w:tc>
-        <w:tc>
-          <w:tcPr>
-            <w:tcW w:w="1872" w:type="dxa"/>
-          </w:tcPr>
-          <w:p>
-            <w:pPr>
-              <w:spacing w:after="20"/>
-            </w:pPr>
-            <w:r>
-              <w:rPr>
-                <w:color w:val="444444"/>
-                <w:sz w:val="17"/>
-              </w:rPr>
-              <w:t>Mutation</w:t>
-            </w:r>
-          </w:p>
-        </w:tc>
-        <w:tc>
-          <w:tcPr>
-            <w:tcW w:w="1368" w:type="dxa"/>
-          </w:tcPr>
-          <w:p>
-            <w:pPr>
-              <w:spacing w:after="20"/>
-            </w:pPr>
-            <w:r>
-              <w:rPr>
-                <w:color w:val="444444"/>
-                <w:sz w:val="17"/>
-              </w:rPr>
-              <w:t>B-01</w:t>
-            </w:r>
-          </w:p>
-        </w:tc>
-        <w:tc>
-          <w:tcPr>
             <w:tcW w:w="5976" w:type="dxa"/>
           </w:tcPr>
           <w:p>

--- a/output/summary/packaging/FederatedGqlBreakDown-BE-packaging.docx
+++ b/output/summary/packaging/FederatedGqlBreakDown-BE-packaging.docx
@@ -3219,7 +3219,7 @@
           <w:rFonts w:ascii="Courier New" w:hAnsi="Courier New"/>
           <w:sz w:val="19"/>
         </w:rPr>
-        <w:t>G-03</w:t>
+        <w:t>E-01</w:t>
       </w:r>
       <w:r>
         <w:rPr>

--- a/output/summary/packaging/FederatedGqlBreakDown-BE-packaging.docx
+++ b/output/summary/packaging/FederatedGqlBreakDown-BE-packaging.docx
@@ -76,7 +76,7 @@
                 <w:color w:val="1F497D"/>
                 <w:sz w:val="22"/>
               </w:rPr>
-              <w:t>18</w:t>
+              <w:t>24</w:t>
             </w:r>
           </w:p>
         </w:tc>
@@ -132,7 +132,7 @@
                 <w:color w:val="1F497D"/>
                 <w:sz w:val="22"/>
               </w:rPr>
-              <w:t>🔴 0  🟠 2  🟡 11  🟢 5</w:t>
+              <w:t>🔴 0  🟠 2  🟡 9  🟢 13</w:t>
             </w:r>
           </w:p>
         </w:tc>
@@ -2831,7 +2831,7 @@
                 <w:color w:val="373737"/>
                 <w:sz w:val="18"/>
               </w:rPr>
-              <w:t xml:space="preserve">🟡 </w:t>
+              <w:t xml:space="preserve">🟢 </w:t>
             </w:r>
             <w:r>
               <w:rPr>
@@ -2852,49 +2852,49 @@
                 <w:rFonts w:ascii="Courier New" w:hAnsi="Courier New"/>
                 <w:sz w:val="18"/>
               </w:rPr>
-              <w:t>B-06</w:t>
+              <w:t>B-03</w:t>
             </w:r>
             <w:r>
               <w:rPr>
                 <w:color w:val="373737"/>
                 <w:sz w:val="18"/>
               </w:rPr>
-              <w:t xml:space="preserve">, 🟡 </w:t>
+              <w:t xml:space="preserve">, 🟢 </w:t>
             </w:r>
             <w:r>
               <w:rPr>
                 <w:rFonts w:ascii="Courier New" w:hAnsi="Courier New"/>
                 <w:sz w:val="18"/>
               </w:rPr>
-              <w:t>C-01</w:t>
+              <w:t>B-04</w:t>
             </w:r>
             <w:r>
               <w:rPr>
                 <w:color w:val="373737"/>
                 <w:sz w:val="18"/>
               </w:rPr>
-              <w:t xml:space="preserve">, 🟡 </w:t>
+              <w:t xml:space="preserve">, 🟢 </w:t>
             </w:r>
             <w:r>
               <w:rPr>
                 <w:rFonts w:ascii="Courier New" w:hAnsi="Courier New"/>
                 <w:sz w:val="18"/>
               </w:rPr>
-              <w:t>D-01</w:t>
+              <w:t>B-05</w:t>
             </w:r>
             <w:r>
               <w:rPr>
                 <w:color w:val="373737"/>
                 <w:sz w:val="18"/>
               </w:rPr>
-              <w:t xml:space="preserve">, 🟡 </w:t>
+              <w:t xml:space="preserve">, 🟢 </w:t>
             </w:r>
             <w:r>
               <w:rPr>
                 <w:rFonts w:ascii="Courier New" w:hAnsi="Courier New"/>
                 <w:sz w:val="18"/>
               </w:rPr>
-              <w:t>D-02</w:t>
+              <w:t>B-06</w:t>
             </w:r>
             <w:r>
               <w:rPr>
@@ -2908,7 +2908,7 @@
                 <w:rFonts w:ascii="Courier New" w:hAnsi="Courier New"/>
                 <w:sz w:val="18"/>
               </w:rPr>
-              <w:t>D-03</w:t>
+              <w:t>C-01</w:t>
             </w:r>
             <w:r>
               <w:rPr>
@@ -2922,7 +2922,91 @@
                 <w:rFonts w:ascii="Courier New" w:hAnsi="Courier New"/>
                 <w:sz w:val="18"/>
               </w:rPr>
+              <w:t>D-01</w:t>
+            </w:r>
+            <w:r>
+              <w:rPr>
+                <w:color w:val="373737"/>
+                <w:sz w:val="18"/>
+              </w:rPr>
+              <w:t xml:space="preserve">, 🟢 </w:t>
+            </w:r>
+            <w:r>
+              <w:rPr>
+                <w:rFonts w:ascii="Courier New" w:hAnsi="Courier New"/>
+                <w:sz w:val="18"/>
+              </w:rPr>
+              <w:t>D-02</w:t>
+            </w:r>
+            <w:r>
+              <w:rPr>
+                <w:color w:val="373737"/>
+                <w:sz w:val="18"/>
+              </w:rPr>
+              <w:t xml:space="preserve">, 🟡 </w:t>
+            </w:r>
+            <w:r>
+              <w:rPr>
+                <w:rFonts w:ascii="Courier New" w:hAnsi="Courier New"/>
+                <w:sz w:val="18"/>
+              </w:rPr>
+              <w:t>D-03</w:t>
+            </w:r>
+            <w:r>
+              <w:rPr>
+                <w:color w:val="373737"/>
+                <w:sz w:val="18"/>
+              </w:rPr>
+              <w:t xml:space="preserve">, 🟡 </w:t>
+            </w:r>
+            <w:r>
+              <w:rPr>
+                <w:rFonts w:ascii="Courier New" w:hAnsi="Courier New"/>
+                <w:sz w:val="18"/>
+              </w:rPr>
               <w:t>D-04</w:t>
+            </w:r>
+            <w:r>
+              <w:rPr>
+                <w:color w:val="373737"/>
+                <w:sz w:val="18"/>
+              </w:rPr>
+              <w:t xml:space="preserve">, 🟢 </w:t>
+            </w:r>
+            <w:r>
+              <w:rPr>
+                <w:rFonts w:ascii="Courier New" w:hAnsi="Courier New"/>
+                <w:sz w:val="18"/>
+              </w:rPr>
+              <w:t>D-05</w:t>
+            </w:r>
+            <w:r>
+              <w:rPr>
+                <w:color w:val="373737"/>
+                <w:sz w:val="18"/>
+              </w:rPr>
+              <w:t xml:space="preserve">, 🟢 </w:t>
+            </w:r>
+            <w:r>
+              <w:rPr>
+                <w:rFonts w:ascii="Courier New" w:hAnsi="Courier New"/>
+                <w:sz w:val="18"/>
+              </w:rPr>
+              <w:t>D-06</w:t>
+            </w:r>
+            <w:r>
+              <w:rPr>
+                <w:color w:val="373737"/>
+                <w:sz w:val="18"/>
+              </w:rPr>
+              <w:t xml:space="preserve">, 🟢 </w:t>
+            </w:r>
+            <w:r>
+              <w:rPr>
+                <w:rFonts w:ascii="Courier New" w:hAnsi="Courier New"/>
+                <w:sz w:val="18"/>
+              </w:rPr>
+              <w:t>D-07</w:t>
             </w:r>
             <w:r>
               <w:rPr>
@@ -3540,22 +3624,14 @@
                 <w:rFonts w:ascii="Courier New" w:hAnsi="Courier New"/>
                 <w:sz w:val="18"/>
               </w:rPr>
-              <w:t>B-02</w:t>
+              <w:t>C-01</w:t>
             </w:r>
             <w:r>
               <w:rPr>
                 <w:color w:val="373737"/>
                 <w:sz w:val="18"/>
               </w:rPr>
-              <w:t xml:space="preserve"> (2–4d) </w:t>
-            </w:r>
-            <w:r>
-              <w:rPr>
-                <w:i/>
-                <w:color w:val="373737"/>
-                <w:sz w:val="18"/>
-              </w:rPr>
-              <w:t>(grouped XS: +`B-03`, `B-04`, `B-05`)</w:t>
+              <w:t xml:space="preserve"> (2–4d)</w:t>
             </w:r>
           </w:p>
         </w:tc>
@@ -3632,7 +3708,7 @@
                 <w:rFonts w:ascii="Courier New" w:hAnsi="Courier New"/>
                 <w:sz w:val="18"/>
               </w:rPr>
-              <w:t>D-01</w:t>
+              <w:t>D-03</w:t>
             </w:r>
             <w:r>
               <w:rPr>
@@ -3686,7 +3762,7 @@
                 <w:rFonts w:ascii="Courier New" w:hAnsi="Courier New"/>
                 <w:sz w:val="18"/>
               </w:rPr>
-              <w:t>C-01</w:t>
+              <w:t>D-01</w:t>
             </w:r>
             <w:r>
               <w:rPr>
@@ -3719,7 +3795,7 @@
                 <w:rFonts w:ascii="Courier New" w:hAnsi="Courier New"/>
                 <w:sz w:val="18"/>
               </w:rPr>
-              <w:t>D-03</w:t>
+              <w:t>D-08</w:t>
             </w:r>
             <w:r>
               <w:rPr>
@@ -3771,22 +3847,14 @@
                 <w:rFonts w:ascii="Courier New" w:hAnsi="Courier New"/>
                 <w:sz w:val="18"/>
               </w:rPr>
-              <w:t>D-02</w:t>
+              <w:t>D-04</w:t>
             </w:r>
             <w:r>
               <w:rPr>
                 <w:color w:val="373737"/>
                 <w:sz w:val="18"/>
               </w:rPr>
-              <w:t xml:space="preserve"> (2–4d) </w:t>
-            </w:r>
-            <w:r>
-              <w:rPr>
-                <w:i/>
-                <w:color w:val="373737"/>
-                <w:sz w:val="18"/>
-              </w:rPr>
-              <w:t>(grouped XS: +`D-05`, `D-06`, `D-07`)</w:t>
+              <w:t xml:space="preserve"> (2–4d)</w:t>
             </w:r>
           </w:p>
         </w:tc>
@@ -3811,7 +3879,7 @@
                 <w:rFonts w:ascii="Courier New" w:hAnsi="Courier New"/>
                 <w:sz w:val="18"/>
               </w:rPr>
-              <w:t>D-08</w:t>
+              <w:t>G-05</w:t>
             </w:r>
             <w:r>
               <w:rPr>
@@ -3865,7 +3933,7 @@
                 <w:rFonts w:ascii="Courier New" w:hAnsi="Courier New"/>
                 <w:sz w:val="18"/>
               </w:rPr>
-              <w:t>D-04</w:t>
+              <w:t>G-01</w:t>
             </w:r>
             <w:r>
               <w:rPr>
@@ -3891,21 +3959,21 @@
                 <w:color w:val="373737"/>
                 <w:sz w:val="18"/>
               </w:rPr>
-              <w:t xml:space="preserve">🟡 </w:t>
+              <w:t xml:space="preserve">🟢 </w:t>
             </w:r>
             <w:r>
               <w:rPr>
                 <w:rFonts w:ascii="Courier New" w:hAnsi="Courier New"/>
                 <w:sz w:val="18"/>
               </w:rPr>
-              <w:t>G-05</w:t>
+              <w:t>B-02</w:t>
             </w:r>
             <w:r>
               <w:rPr>
                 <w:color w:val="373737"/>
                 <w:sz w:val="18"/>
               </w:rPr>
-              <w:t xml:space="preserve"> (2–4d)</w:t>
+              <w:t xml:space="preserve"> (1–2d)</w:t>
             </w:r>
           </w:p>
         </w:tc>
@@ -3950,7 +4018,7 @@
                 <w:rFonts w:ascii="Courier New" w:hAnsi="Courier New"/>
                 <w:sz w:val="18"/>
               </w:rPr>
-              <w:t>G-01</w:t>
+              <w:t>G-06</w:t>
             </w:r>
             <w:r>
               <w:rPr>
@@ -3982,7 +4050,7 @@
                 <w:rFonts w:ascii="Courier New" w:hAnsi="Courier New"/>
                 <w:sz w:val="18"/>
               </w:rPr>
-              <w:t>B-06</w:t>
+              <w:t>B-03</w:t>
             </w:r>
             <w:r>
               <w:rPr>
@@ -4029,21 +4097,21 @@
                 <w:color w:val="373737"/>
                 <w:sz w:val="18"/>
               </w:rPr>
-              <w:t xml:space="preserve">🟡 </w:t>
+              <w:t xml:space="preserve">🟢 </w:t>
             </w:r>
             <w:r>
               <w:rPr>
                 <w:rFonts w:ascii="Courier New" w:hAnsi="Courier New"/>
                 <w:sz w:val="18"/>
               </w:rPr>
-              <w:t>G-06</w:t>
+              <w:t>B-04</w:t>
             </w:r>
             <w:r>
               <w:rPr>
                 <w:color w:val="373737"/>
                 <w:sz w:val="18"/>
               </w:rPr>
-              <w:t xml:space="preserve"> (2–4d)</w:t>
+              <w:t xml:space="preserve"> (1–2d)</w:t>
             </w:r>
           </w:p>
         </w:tc>
@@ -4069,7 +4137,7 @@
                 <w:rFonts w:ascii="Courier New" w:hAnsi="Courier New"/>
                 <w:sz w:val="18"/>
               </w:rPr>
-              <w:t>D-09</w:t>
+              <w:t>B-05</w:t>
             </w:r>
             <w:r>
               <w:rPr>
@@ -4121,7 +4189,7 @@
                 <w:rFonts w:ascii="Courier New" w:hAnsi="Courier New"/>
                 <w:sz w:val="18"/>
               </w:rPr>
-              <w:t>F-01</w:t>
+              <w:t>B-06</w:t>
             </w:r>
             <w:r>
               <w:rPr>
@@ -4135,6 +4203,264 @@
         <w:tc>
           <w:tcPr>
             <w:tcW w:type="dxa" w:w="3419"/>
+            <w:vAlign w:val="top"/>
+          </w:tcPr>
+          <w:p>
+            <w:pPr>
+              <w:jc w:val="left"/>
+            </w:pPr>
+            <w:r>
+              <w:rPr>
+                <w:color w:val="373737"/>
+                <w:sz w:val="18"/>
+              </w:rPr>
+              <w:t xml:space="preserve">🟢 </w:t>
+            </w:r>
+            <w:r>
+              <w:rPr>
+                <w:rFonts w:ascii="Courier New" w:hAnsi="Courier New"/>
+                <w:sz w:val="18"/>
+              </w:rPr>
+              <w:t>D-02</w:t>
+            </w:r>
+            <w:r>
+              <w:rPr>
+                <w:color w:val="373737"/>
+                <w:sz w:val="18"/>
+              </w:rPr>
+              <w:t xml:space="preserve"> (1–2d)</w:t>
+            </w:r>
+          </w:p>
+        </w:tc>
+      </w:tr>
+      <w:tr>
+        <w:tc>
+          <w:tcPr>
+            <w:tcW w:type="dxa" w:w="3419"/>
+            <w:shd w:val="clear" w:color="auto" w:fill="F5F8FF"/>
+            <w:vAlign w:val="top"/>
+          </w:tcPr>
+          <w:p>
+            <w:pPr>
+              <w:jc w:val="left"/>
+            </w:pPr>
+            <w:r>
+              <w:rPr>
+                <w:color w:val="373737"/>
+                <w:sz w:val="18"/>
+              </w:rPr>
+              <w:t>10</w:t>
+            </w:r>
+          </w:p>
+        </w:tc>
+        <w:tc>
+          <w:tcPr>
+            <w:tcW w:type="dxa" w:w="3419"/>
+            <w:shd w:val="clear" w:color="auto" w:fill="F5F8FF"/>
+            <w:vAlign w:val="top"/>
+          </w:tcPr>
+          <w:p>
+            <w:pPr>
+              <w:jc w:val="left"/>
+            </w:pPr>
+            <w:r>
+              <w:rPr>
+                <w:color w:val="373737"/>
+                <w:sz w:val="18"/>
+              </w:rPr>
+              <w:t xml:space="preserve">🟢 </w:t>
+            </w:r>
+            <w:r>
+              <w:rPr>
+                <w:rFonts w:ascii="Courier New" w:hAnsi="Courier New"/>
+                <w:sz w:val="18"/>
+              </w:rPr>
+              <w:t>D-05</w:t>
+            </w:r>
+            <w:r>
+              <w:rPr>
+                <w:color w:val="373737"/>
+                <w:sz w:val="18"/>
+              </w:rPr>
+              <w:t xml:space="preserve"> (1–2d)</w:t>
+            </w:r>
+          </w:p>
+        </w:tc>
+        <w:tc>
+          <w:tcPr>
+            <w:tcW w:type="dxa" w:w="3419"/>
+            <w:shd w:val="clear" w:color="auto" w:fill="F5F8FF"/>
+            <w:vAlign w:val="top"/>
+          </w:tcPr>
+          <w:p>
+            <w:pPr>
+              <w:jc w:val="left"/>
+            </w:pPr>
+            <w:r>
+              <w:rPr>
+                <w:color w:val="373737"/>
+                <w:sz w:val="18"/>
+              </w:rPr>
+              <w:t xml:space="preserve">🟢 </w:t>
+            </w:r>
+            <w:r>
+              <w:rPr>
+                <w:rFonts w:ascii="Courier New" w:hAnsi="Courier New"/>
+                <w:sz w:val="18"/>
+              </w:rPr>
+              <w:t>D-06</w:t>
+            </w:r>
+            <w:r>
+              <w:rPr>
+                <w:color w:val="373737"/>
+                <w:sz w:val="18"/>
+              </w:rPr>
+              <w:t xml:space="preserve"> (1–2d)</w:t>
+            </w:r>
+          </w:p>
+        </w:tc>
+      </w:tr>
+      <w:tr>
+        <w:tc>
+          <w:tcPr>
+            <w:tcW w:type="dxa" w:w="3419"/>
+            <w:vAlign w:val="top"/>
+          </w:tcPr>
+          <w:p>
+            <w:pPr>
+              <w:jc w:val="left"/>
+            </w:pPr>
+            <w:r>
+              <w:rPr>
+                <w:color w:val="373737"/>
+                <w:sz w:val="18"/>
+              </w:rPr>
+              <w:t>11</w:t>
+            </w:r>
+          </w:p>
+        </w:tc>
+        <w:tc>
+          <w:tcPr>
+            <w:tcW w:type="dxa" w:w="3419"/>
+            <w:vAlign w:val="top"/>
+          </w:tcPr>
+          <w:p>
+            <w:pPr>
+              <w:jc w:val="left"/>
+            </w:pPr>
+            <w:r>
+              <w:rPr>
+                <w:color w:val="373737"/>
+                <w:sz w:val="18"/>
+              </w:rPr>
+              <w:t xml:space="preserve">🟢 </w:t>
+            </w:r>
+            <w:r>
+              <w:rPr>
+                <w:rFonts w:ascii="Courier New" w:hAnsi="Courier New"/>
+                <w:sz w:val="18"/>
+              </w:rPr>
+              <w:t>D-07</w:t>
+            </w:r>
+            <w:r>
+              <w:rPr>
+                <w:color w:val="373737"/>
+                <w:sz w:val="18"/>
+              </w:rPr>
+              <w:t xml:space="preserve"> (1–2d)</w:t>
+            </w:r>
+          </w:p>
+        </w:tc>
+        <w:tc>
+          <w:tcPr>
+            <w:tcW w:type="dxa" w:w="3419"/>
+            <w:vAlign w:val="top"/>
+          </w:tcPr>
+          <w:p>
+            <w:pPr>
+              <w:jc w:val="left"/>
+            </w:pPr>
+            <w:r>
+              <w:rPr>
+                <w:color w:val="373737"/>
+                <w:sz w:val="18"/>
+              </w:rPr>
+              <w:t xml:space="preserve">🟢 </w:t>
+            </w:r>
+            <w:r>
+              <w:rPr>
+                <w:rFonts w:ascii="Courier New" w:hAnsi="Courier New"/>
+                <w:sz w:val="18"/>
+              </w:rPr>
+              <w:t>D-09</w:t>
+            </w:r>
+            <w:r>
+              <w:rPr>
+                <w:color w:val="373737"/>
+                <w:sz w:val="18"/>
+              </w:rPr>
+              <w:t xml:space="preserve"> (1–2d)</w:t>
+            </w:r>
+          </w:p>
+        </w:tc>
+      </w:tr>
+      <w:tr>
+        <w:tc>
+          <w:tcPr>
+            <w:tcW w:type="dxa" w:w="3419"/>
+            <w:shd w:val="clear" w:color="auto" w:fill="F5F8FF"/>
+            <w:vAlign w:val="top"/>
+          </w:tcPr>
+          <w:p>
+            <w:pPr>
+              <w:jc w:val="left"/>
+            </w:pPr>
+            <w:r>
+              <w:rPr>
+                <w:color w:val="373737"/>
+                <w:sz w:val="18"/>
+              </w:rPr>
+              <w:t>12</w:t>
+            </w:r>
+          </w:p>
+        </w:tc>
+        <w:tc>
+          <w:tcPr>
+            <w:tcW w:type="dxa" w:w="3419"/>
+            <w:shd w:val="clear" w:color="auto" w:fill="F5F8FF"/>
+            <w:vAlign w:val="top"/>
+          </w:tcPr>
+          <w:p>
+            <w:pPr>
+              <w:jc w:val="left"/>
+            </w:pPr>
+            <w:r>
+              <w:rPr>
+                <w:color w:val="373737"/>
+                <w:sz w:val="18"/>
+              </w:rPr>
+              <w:t xml:space="preserve">🟢 </w:t>
+            </w:r>
+            <w:r>
+              <w:rPr>
+                <w:rFonts w:ascii="Courier New" w:hAnsi="Courier New"/>
+                <w:sz w:val="18"/>
+              </w:rPr>
+              <w:t>F-01</w:t>
+            </w:r>
+            <w:r>
+              <w:rPr>
+                <w:color w:val="373737"/>
+                <w:sz w:val="18"/>
+              </w:rPr>
+              <w:t xml:space="preserve"> (1–2d)</w:t>
+            </w:r>
+          </w:p>
+        </w:tc>
+        <w:tc>
+          <w:tcPr>
+            <w:tcW w:type="dxa" w:w="3419"/>
+            <w:shd w:val="clear" w:color="auto" w:fill="F5F8FF"/>
             <w:vAlign w:val="top"/>
           </w:tcPr>
           <w:p>
@@ -4233,21 +4559,7 @@
           <w:rFonts w:ascii="Courier New" w:hAnsi="Courier New"/>
           <w:sz w:val="19"/>
         </w:rPr>
-        <w:t>C-01</w:t>
-      </w:r>
-      <w:r>
-        <w:rPr>
-          <w:color w:val="373737"/>
-          <w:sz w:val="19"/>
-        </w:rPr>
-        <w:t xml:space="preserve"> → </w:t>
-      </w:r>
-      <w:r>
-        <w:rPr>
-          <w:rFonts w:ascii="Courier New" w:hAnsi="Courier New"/>
-          <w:sz w:val="19"/>
-        </w:rPr>
-        <w:t>D-02</w:t>
+        <w:t>D-01</w:t>
       </w:r>
       <w:r>
         <w:rPr>
@@ -4290,6 +4602,62 @@
           <w:sz w:val="19"/>
         </w:rPr>
         <w:t>G-06</w:t>
+      </w:r>
+      <w:r>
+        <w:rPr>
+          <w:color w:val="373737"/>
+          <w:sz w:val="19"/>
+        </w:rPr>
+        <w:t xml:space="preserve"> → </w:t>
+      </w:r>
+      <w:r>
+        <w:rPr>
+          <w:rFonts w:ascii="Courier New" w:hAnsi="Courier New"/>
+          <w:sz w:val="19"/>
+        </w:rPr>
+        <w:t>B-04</w:t>
+      </w:r>
+      <w:r>
+        <w:rPr>
+          <w:color w:val="373737"/>
+          <w:sz w:val="19"/>
+        </w:rPr>
+        <w:t xml:space="preserve"> → </w:t>
+      </w:r>
+      <w:r>
+        <w:rPr>
+          <w:rFonts w:ascii="Courier New" w:hAnsi="Courier New"/>
+          <w:sz w:val="19"/>
+        </w:rPr>
+        <w:t>B-06</w:t>
+      </w:r>
+      <w:r>
+        <w:rPr>
+          <w:color w:val="373737"/>
+          <w:sz w:val="19"/>
+        </w:rPr>
+        <w:t xml:space="preserve"> → </w:t>
+      </w:r>
+      <w:r>
+        <w:rPr>
+          <w:rFonts w:ascii="Courier New" w:hAnsi="Courier New"/>
+          <w:sz w:val="19"/>
+        </w:rPr>
+        <w:t>D-05</w:t>
+      </w:r>
+      <w:r>
+        <w:rPr>
+          <w:color w:val="373737"/>
+          <w:sz w:val="19"/>
+        </w:rPr>
+        <w:t xml:space="preserve"> → </w:t>
+      </w:r>
+      <w:r>
+        <w:rPr>
+          <w:rFonts w:ascii="Courier New" w:hAnsi="Courier New"/>
+          <w:sz w:val="19"/>
+        </w:rPr>
+        <w:t>D-07</w:t>
       </w:r>
       <w:r>
         <w:rPr>
@@ -4346,21 +4714,7 @@
           <w:rFonts w:ascii="Courier New" w:hAnsi="Courier New"/>
           <w:sz w:val="19"/>
         </w:rPr>
-        <w:t>B-02</w:t>
-      </w:r>
-      <w:r>
-        <w:rPr>
-          <w:color w:val="373737"/>
-          <w:sz w:val="19"/>
-        </w:rPr>
-        <w:t xml:space="preserve"> → </w:t>
-      </w:r>
-      <w:r>
-        <w:rPr>
-          <w:rFonts w:ascii="Courier New" w:hAnsi="Courier New"/>
-          <w:sz w:val="19"/>
-        </w:rPr>
-        <w:t>D-01</w:t>
+        <w:t>C-01</w:t>
       </w:r>
       <w:r>
         <w:rPr>
@@ -4416,7 +4770,63 @@
           <w:rFonts w:ascii="Courier New" w:hAnsi="Courier New"/>
           <w:sz w:val="19"/>
         </w:rPr>
-        <w:t>B-06</w:t>
+        <w:t>B-02</w:t>
+      </w:r>
+      <w:r>
+        <w:rPr>
+          <w:color w:val="373737"/>
+          <w:sz w:val="19"/>
+        </w:rPr>
+        <w:t xml:space="preserve"> → </w:t>
+      </w:r>
+      <w:r>
+        <w:rPr>
+          <w:rFonts w:ascii="Courier New" w:hAnsi="Courier New"/>
+          <w:sz w:val="19"/>
+        </w:rPr>
+        <w:t>B-03</w:t>
+      </w:r>
+      <w:r>
+        <w:rPr>
+          <w:color w:val="373737"/>
+          <w:sz w:val="19"/>
+        </w:rPr>
+        <w:t xml:space="preserve"> → </w:t>
+      </w:r>
+      <w:r>
+        <w:rPr>
+          <w:rFonts w:ascii="Courier New" w:hAnsi="Courier New"/>
+          <w:sz w:val="19"/>
+        </w:rPr>
+        <w:t>B-05</w:t>
+      </w:r>
+      <w:r>
+        <w:rPr>
+          <w:color w:val="373737"/>
+          <w:sz w:val="19"/>
+        </w:rPr>
+        <w:t xml:space="preserve"> → </w:t>
+      </w:r>
+      <w:r>
+        <w:rPr>
+          <w:rFonts w:ascii="Courier New" w:hAnsi="Courier New"/>
+          <w:sz w:val="19"/>
+        </w:rPr>
+        <w:t>D-02</w:t>
+      </w:r>
+      <w:r>
+        <w:rPr>
+          <w:color w:val="373737"/>
+          <w:sz w:val="19"/>
+        </w:rPr>
+        <w:t xml:space="preserve"> → </w:t>
+      </w:r>
+      <w:r>
+        <w:rPr>
+          <w:rFonts w:ascii="Courier New" w:hAnsi="Courier New"/>
+          <w:sz w:val="19"/>
+        </w:rPr>
+        <w:t>D-06</w:t>
       </w:r>
       <w:r>
         <w:rPr>
@@ -4464,7 +4874,7 @@
           <w:color w:val="373737"/>
           <w:sz w:val="19"/>
         </w:rPr>
-        <w:t xml:space="preserve"> ~26 working days with 2 engineers vs ~52 days sequential.</w:t>
+        <w:t xml:space="preserve"> ~30 working days with 2 engineers vs ~58 days sequential.</w:t>
       </w:r>
     </w:p>
     <w:p>
@@ -4504,7 +4914,7 @@
           <w:color w:val="1F3864"/>
           <w:sz w:val="22"/>
         </w:rPr>
-        <w:t>📖 Phase B — Core Reads  (3 stories)</w:t>
+        <w:t>📖 Phase B — Core Reads  (6 stories)</w:t>
       </w:r>
     </w:p>
     <w:tbl>
@@ -4831,49 +5241,7 @@
                 <w:rFonts w:ascii="Courier New" w:hAnsi="Courier New"/>
                 <w:sz w:val="17"/>
               </w:rPr>
-              <w:t>getPackagingById</w:t>
-            </w:r>
-            <w:r>
-              <w:rPr>
-                <w:color w:val="373737"/>
-                <w:sz w:val="17"/>
-              </w:rPr>
-              <w:t xml:space="preserve"> · </w:t>
-            </w:r>
-            <w:r>
-              <w:rPr>
-                <w:rFonts w:ascii="Courier New" w:hAnsi="Courier New"/>
-                <w:sz w:val="17"/>
-              </w:rPr>
-              <w:t>getDielines</w:t>
-            </w:r>
-            <w:r>
-              <w:rPr>
-                <w:color w:val="373737"/>
-                <w:sz w:val="17"/>
-              </w:rPr>
-              <w:t xml:space="preserve"> · </w:t>
-            </w:r>
-            <w:r>
-              <w:rPr>
-                <w:rFonts w:ascii="Courier New" w:hAnsi="Courier New"/>
-                <w:sz w:val="17"/>
-              </w:rPr>
-              <w:t>getPackagingFieldValuesByType</w:t>
-            </w:r>
-            <w:r>
-              <w:rPr>
-                <w:color w:val="373737"/>
-                <w:sz w:val="17"/>
-              </w:rPr>
-              <w:t xml:space="preserve"> · </w:t>
-            </w:r>
-            <w:r>
-              <w:rPr>
-                <w:rFonts w:ascii="Courier New" w:hAnsi="Courier New"/>
-                <w:sz w:val="17"/>
-              </w:rPr>
-              <w:t>getDielineEvaluationStatuses</w:t>
+              <w:t>getPackagingById(packagingId)</w:t>
             </w:r>
           </w:p>
         </w:tc>
@@ -4888,10 +5256,10 @@
             </w:pPr>
             <w:r>
               <w:rPr>
-                <w:color w:val="9B7A00"/>
-                <w:sz w:val="17"/>
-              </w:rPr>
-              <w:t>🟡 Medium [M]</w:t>
+                <w:color w:val="1E7A34"/>
+                <w:sz w:val="17"/>
+              </w:rPr>
+              <w:t>🟢 Low [XS]</w:t>
             </w:r>
           </w:p>
         </w:tc>
@@ -4953,7 +5321,7 @@
                 <w:color w:val="373737"/>
                 <w:sz w:val="17"/>
               </w:rPr>
-              <w:t>Fetch one packaging by id; List dielines (print layouts) for a packaging; Return packaging field-value lookups by type; Return the dieline evaluation-status lookup (cached)</w:t>
+              <w:t>Fetch one packaging by id.</w:t>
             </w:r>
           </w:p>
           <w:p>
@@ -4973,7 +5341,7 @@
                 <w:color w:val="373737"/>
                 <w:sz w:val="17"/>
               </w:rPr>
-              <w:t>token → getPackagingById. ; getDielines → .dielines. ; getPackagingFieldValuesByType(type, ids). ; getDielineEvaluationStatuses()</w:t>
+              <w:t>token → getPackagingById</w:t>
             </w:r>
           </w:p>
           <w:p>
@@ -5003,112 +5371,10 @@
             </w:r>
             <w:r>
               <w:rPr>
-                <w:rFonts w:ascii="Courier New" w:hAnsi="Courier New"/>
-                <w:sz w:val="17"/>
-              </w:rPr>
-              <w:t>getPackagingById</w:t>
-            </w:r>
-            <w:r>
-              <w:rPr>
-                <w:color w:val="373737"/>
-                <w:sz w:val="17"/>
-              </w:rPr>
-              <w:t>: returns packaging; miss→null</w:t>
-            </w:r>
-          </w:p>
-          <w:p>
-            <w:pPr>
-              <w:spacing w:after="20"/>
-              <w:ind w:left="173"/>
-            </w:pPr>
-            <w:r>
-              <w:rPr>
-                <w:color w:val="444444"/>
-                <w:sz w:val="17"/>
-              </w:rPr>
-              <w:t xml:space="preserve">• </w:t>
-            </w:r>
-            <w:r>
-              <w:rPr>
-                <w:rFonts w:ascii="Courier New" w:hAnsi="Courier New"/>
-                <w:sz w:val="17"/>
-              </w:rPr>
-              <w:t>getDielines</w:t>
-            </w:r>
-            <w:r>
-              <w:rPr>
-                <w:color w:val="373737"/>
-                <w:sz w:val="17"/>
-              </w:rPr>
-              <w:t xml:space="preserve">: filters forwarded; returns the </w:t>
-            </w:r>
-            <w:r>
-              <w:rPr>
-                <w:rFonts w:ascii="Courier New" w:hAnsi="Courier New"/>
-                <w:sz w:val="17"/>
-              </w:rPr>
-              <w:t>dielines</w:t>
-            </w:r>
-            <w:r>
-              <w:rPr>
-                <w:color w:val="373737"/>
-                <w:sz w:val="17"/>
-              </w:rPr>
-              <w:t xml:space="preserve"> array</w:t>
-            </w:r>
-          </w:p>
-          <w:p>
-            <w:pPr>
-              <w:spacing w:after="20"/>
-              <w:ind w:left="173"/>
-            </w:pPr>
-            <w:r>
-              <w:rPr>
-                <w:color w:val="444444"/>
-                <w:sz w:val="17"/>
-              </w:rPr>
-              <w:t xml:space="preserve">• </w:t>
-            </w:r>
-            <w:r>
-              <w:rPr>
-                <w:rFonts w:ascii="Courier New" w:hAnsi="Courier New"/>
-                <w:sz w:val="17"/>
-              </w:rPr>
-              <w:t>getPackagingFieldValuesByType</w:t>
-            </w:r>
-            <w:r>
-              <w:rPr>
-                <w:color w:val="373737"/>
-                <w:sz w:val="17"/>
-              </w:rPr>
-              <w:t>: by type (+optional ids)</w:t>
-            </w:r>
-          </w:p>
-          <w:p>
-            <w:pPr>
-              <w:spacing w:after="20"/>
-              <w:ind w:left="173"/>
-            </w:pPr>
-            <w:r>
-              <w:rPr>
-                <w:color w:val="444444"/>
-                <w:sz w:val="17"/>
-              </w:rPr>
-              <w:t xml:space="preserve">• </w:t>
-            </w:r>
-            <w:r>
-              <w:rPr>
-                <w:rFonts w:ascii="Courier New" w:hAnsi="Courier New"/>
-                <w:sz w:val="17"/>
-              </w:rPr>
-              <w:t>getDielineEvaluationStatuses</w:t>
-            </w:r>
-            <w:r>
-              <w:rPr>
-                <w:color w:val="373737"/>
-                <w:sz w:val="17"/>
-              </w:rPr>
-              <w:t>: returns statuses; cached</w:t>
+                <w:color w:val="373737"/>
+                <w:sz w:val="17"/>
+              </w:rPr>
+              <w:t>returns packaging; miss→null</w:t>
             </w:r>
           </w:p>
         </w:tc>
@@ -5135,7 +5401,7 @@
                 <w:color w:val="1F497D"/>
                 <w:sz w:val="17"/>
               </w:rPr>
-              <w:t>PKG-BE-B-06</w:t>
+              <w:t>PKG-BE-B-03</w:t>
             </w:r>
           </w:p>
           <w:p>
@@ -5147,14 +5413,7 @@
                 <w:rFonts w:ascii="Courier New" w:hAnsi="Courier New"/>
                 <w:sz w:val="17"/>
               </w:rPr>
-              <w:t>getCountries(codes)</w:t>
-            </w:r>
-            <w:r>
-              <w:rPr>
-                <w:color w:val="373737"/>
-                <w:sz w:val="17"/>
-              </w:rPr>
-              <w:t xml:space="preserve"> (cacheable)</w:t>
+              <w:t>getDielines(...)</w:t>
             </w:r>
           </w:p>
         </w:tc>
@@ -5211,6 +5470,548 @@
         </w:tc>
         <w:tc>
           <w:tcPr>
+            <w:tcW w:w="5976" w:type="dxa"/>
+          </w:tcPr>
+          <w:p>
+            <w:pPr>
+              <w:spacing w:after="20"/>
+            </w:pPr>
+            <w:r>
+              <w:rPr>
+                <w:b/>
+                <w:color w:val="373737"/>
+                <w:sz w:val="17"/>
+              </w:rPr>
+              <w:t xml:space="preserve">Intent — </w:t>
+            </w:r>
+            <w:r>
+              <w:rPr>
+                <w:color w:val="373737"/>
+                <w:sz w:val="17"/>
+              </w:rPr>
+              <w:t>List dielines (print layouts) for a packaging.</w:t>
+            </w:r>
+          </w:p>
+          <w:p>
+            <w:pPr>
+              <w:spacing w:after="20"/>
+            </w:pPr>
+            <w:r>
+              <w:rPr>
+                <w:b/>
+                <w:color w:val="373737"/>
+                <w:sz w:val="17"/>
+              </w:rPr>
+              <w:t xml:space="preserve">Today — </w:t>
+            </w:r>
+            <w:r>
+              <w:rPr>
+                <w:color w:val="373737"/>
+                <w:sz w:val="17"/>
+              </w:rPr>
+              <w:t>getDielines → .dielines</w:t>
+            </w:r>
+          </w:p>
+          <w:p>
+            <w:pPr>
+              <w:spacing w:after="20"/>
+            </w:pPr>
+            <w:r>
+              <w:rPr>
+                <w:b/>
+                <w:color w:val="373737"/>
+                <w:sz w:val="17"/>
+              </w:rPr>
+              <w:t>Done when:</w:t>
+            </w:r>
+          </w:p>
+          <w:p>
+            <w:pPr>
+              <w:spacing w:after="20"/>
+              <w:ind w:left="173"/>
+            </w:pPr>
+            <w:r>
+              <w:rPr>
+                <w:color w:val="444444"/>
+                <w:sz w:val="17"/>
+              </w:rPr>
+              <w:t xml:space="preserve">• </w:t>
+            </w:r>
+            <w:r>
+              <w:rPr>
+                <w:color w:val="373737"/>
+                <w:sz w:val="17"/>
+              </w:rPr>
+              <w:t xml:space="preserve">filters forwarded; returns the </w:t>
+            </w:r>
+            <w:r>
+              <w:rPr>
+                <w:rFonts w:ascii="Courier New" w:hAnsi="Courier New"/>
+                <w:sz w:val="17"/>
+              </w:rPr>
+              <w:t>dielines</w:t>
+            </w:r>
+            <w:r>
+              <w:rPr>
+                <w:color w:val="373737"/>
+                <w:sz w:val="17"/>
+              </w:rPr>
+              <w:t xml:space="preserve"> array</w:t>
+            </w:r>
+          </w:p>
+        </w:tc>
+      </w:tr>
+      <w:tr>
+        <w:tc>
+          <w:tcPr>
+            <w:shd w:val="clear" w:color="auto" w:fill="F5F8FF"/>
+            <w:tcW w:w="2448" w:type="dxa"/>
+          </w:tcPr>
+          <w:p>
+            <w:pPr>
+              <w:spacing w:after="20"/>
+            </w:pPr>
+            <w:r>
+              <w:rPr>
+                <w:sz w:val="18"/>
+              </w:rPr>
+              <w:t xml:space="preserve">🔷 </w:t>
+            </w:r>
+            <w:r>
+              <w:rPr>
+                <w:rFonts w:ascii="Courier New" w:hAnsi="Courier New"/>
+                <w:b/>
+                <w:color w:val="1F497D"/>
+                <w:sz w:val="17"/>
+              </w:rPr>
+              <w:t>PKG-BE-B-04</w:t>
+            </w:r>
+          </w:p>
+          <w:p>
+            <w:pPr>
+              <w:spacing w:after="20"/>
+            </w:pPr>
+            <w:r>
+              <w:rPr>
+                <w:rFonts w:ascii="Courier New" w:hAnsi="Courier New"/>
+                <w:sz w:val="17"/>
+              </w:rPr>
+              <w:t>getPackagingFieldValuesByType(type, ids)</w:t>
+            </w:r>
+          </w:p>
+        </w:tc>
+        <w:tc>
+          <w:tcPr>
+            <w:shd w:val="clear" w:color="auto" w:fill="F5F8FF"/>
+            <w:tcW w:w="1152" w:type="dxa"/>
+          </w:tcPr>
+          <w:p>
+            <w:pPr>
+              <w:spacing w:after="20"/>
+            </w:pPr>
+            <w:r>
+              <w:rPr>
+                <w:color w:val="1E7A34"/>
+                <w:sz w:val="17"/>
+              </w:rPr>
+              <w:t>🟢 Low [XS]</w:t>
+            </w:r>
+          </w:p>
+        </w:tc>
+        <w:tc>
+          <w:tcPr>
+            <w:shd w:val="clear" w:color="auto" w:fill="F5F8FF"/>
+            <w:tcW w:w="1872" w:type="dxa"/>
+          </w:tcPr>
+          <w:p>
+            <w:pPr>
+              <w:spacing w:after="20"/>
+            </w:pPr>
+            <w:r>
+              <w:rPr>
+                <w:color w:val="444444"/>
+                <w:sz w:val="17"/>
+              </w:rPr>
+              <w:t>Query</w:t>
+            </w:r>
+          </w:p>
+        </w:tc>
+        <w:tc>
+          <w:tcPr>
+            <w:shd w:val="clear" w:color="auto" w:fill="F5F8FF"/>
+            <w:tcW w:w="1368" w:type="dxa"/>
+          </w:tcPr>
+          <w:p>
+            <w:pPr>
+              <w:spacing w:after="20"/>
+            </w:pPr>
+            <w:r>
+              <w:rPr>
+                <w:color w:val="444444"/>
+                <w:sz w:val="17"/>
+              </w:rPr>
+              <w:t>B-01</w:t>
+            </w:r>
+          </w:p>
+        </w:tc>
+        <w:tc>
+          <w:tcPr>
+            <w:shd w:val="clear" w:color="auto" w:fill="F5F8FF"/>
+            <w:tcW w:w="5976" w:type="dxa"/>
+          </w:tcPr>
+          <w:p>
+            <w:pPr>
+              <w:spacing w:after="20"/>
+            </w:pPr>
+            <w:r>
+              <w:rPr>
+                <w:b/>
+                <w:color w:val="373737"/>
+                <w:sz w:val="17"/>
+              </w:rPr>
+              <w:t xml:space="preserve">Intent — </w:t>
+            </w:r>
+            <w:r>
+              <w:rPr>
+                <w:color w:val="373737"/>
+                <w:sz w:val="17"/>
+              </w:rPr>
+              <w:t>Return packaging field-value lookups by type.</w:t>
+            </w:r>
+          </w:p>
+          <w:p>
+            <w:pPr>
+              <w:spacing w:after="20"/>
+            </w:pPr>
+            <w:r>
+              <w:rPr>
+                <w:b/>
+                <w:color w:val="373737"/>
+                <w:sz w:val="17"/>
+              </w:rPr>
+              <w:t xml:space="preserve">Today — </w:t>
+            </w:r>
+            <w:r>
+              <w:rPr>
+                <w:color w:val="373737"/>
+                <w:sz w:val="17"/>
+              </w:rPr>
+              <w:t>getPackagingFieldValuesByType(type, ids)</w:t>
+            </w:r>
+          </w:p>
+          <w:p>
+            <w:pPr>
+              <w:spacing w:after="20"/>
+            </w:pPr>
+            <w:r>
+              <w:rPr>
+                <w:b/>
+                <w:color w:val="373737"/>
+                <w:sz w:val="17"/>
+              </w:rPr>
+              <w:t>Done when:</w:t>
+            </w:r>
+          </w:p>
+          <w:p>
+            <w:pPr>
+              <w:spacing w:after="20"/>
+              <w:ind w:left="173"/>
+            </w:pPr>
+            <w:r>
+              <w:rPr>
+                <w:color w:val="444444"/>
+                <w:sz w:val="17"/>
+              </w:rPr>
+              <w:t xml:space="preserve">• </w:t>
+            </w:r>
+            <w:r>
+              <w:rPr>
+                <w:color w:val="373737"/>
+                <w:sz w:val="17"/>
+              </w:rPr>
+              <w:t>by type (+optional ids)</w:t>
+            </w:r>
+          </w:p>
+        </w:tc>
+      </w:tr>
+      <w:tr>
+        <w:tc>
+          <w:tcPr>
+            <w:tcW w:w="2448" w:type="dxa"/>
+          </w:tcPr>
+          <w:p>
+            <w:pPr>
+              <w:spacing w:after="20"/>
+            </w:pPr>
+            <w:r>
+              <w:rPr>
+                <w:sz w:val="18"/>
+              </w:rPr>
+              <w:t xml:space="preserve">🔷 </w:t>
+            </w:r>
+            <w:r>
+              <w:rPr>
+                <w:rFonts w:ascii="Courier New" w:hAnsi="Courier New"/>
+                <w:b/>
+                <w:color w:val="1F497D"/>
+                <w:sz w:val="17"/>
+              </w:rPr>
+              <w:t>PKG-BE-B-05</w:t>
+            </w:r>
+          </w:p>
+          <w:p>
+            <w:pPr>
+              <w:spacing w:after="20"/>
+            </w:pPr>
+            <w:r>
+              <w:rPr>
+                <w:rFonts w:ascii="Courier New" w:hAnsi="Courier New"/>
+                <w:sz w:val="17"/>
+              </w:rPr>
+              <w:t>getDielineEvaluationStatuses</w:t>
+            </w:r>
+            <w:r>
+              <w:rPr>
+                <w:color w:val="373737"/>
+                <w:sz w:val="17"/>
+              </w:rPr>
+              <w:t xml:space="preserve"> (cacheable)</w:t>
+            </w:r>
+          </w:p>
+        </w:tc>
+        <w:tc>
+          <w:tcPr>
+            <w:tcW w:w="1152" w:type="dxa"/>
+          </w:tcPr>
+          <w:p>
+            <w:pPr>
+              <w:spacing w:after="20"/>
+            </w:pPr>
+            <w:r>
+              <w:rPr>
+                <w:color w:val="1E7A34"/>
+                <w:sz w:val="17"/>
+              </w:rPr>
+              <w:t>🟢 Low [XS]</w:t>
+            </w:r>
+          </w:p>
+        </w:tc>
+        <w:tc>
+          <w:tcPr>
+            <w:tcW w:w="1872" w:type="dxa"/>
+          </w:tcPr>
+          <w:p>
+            <w:pPr>
+              <w:spacing w:after="20"/>
+            </w:pPr>
+            <w:r>
+              <w:rPr>
+                <w:color w:val="444444"/>
+                <w:sz w:val="17"/>
+              </w:rPr>
+              <w:t>Query</w:t>
+            </w:r>
+          </w:p>
+        </w:tc>
+        <w:tc>
+          <w:tcPr>
+            <w:tcW w:w="1368" w:type="dxa"/>
+          </w:tcPr>
+          <w:p>
+            <w:pPr>
+              <w:spacing w:after="20"/>
+            </w:pPr>
+            <w:r>
+              <w:rPr>
+                <w:color w:val="444444"/>
+                <w:sz w:val="17"/>
+              </w:rPr>
+              <w:t>B-01</w:t>
+            </w:r>
+          </w:p>
+        </w:tc>
+        <w:tc>
+          <w:tcPr>
+            <w:tcW w:w="5976" w:type="dxa"/>
+          </w:tcPr>
+          <w:p>
+            <w:pPr>
+              <w:spacing w:after="20"/>
+            </w:pPr>
+            <w:r>
+              <w:rPr>
+                <w:b/>
+                <w:color w:val="373737"/>
+                <w:sz w:val="17"/>
+              </w:rPr>
+              <w:t xml:space="preserve">Intent — </w:t>
+            </w:r>
+            <w:r>
+              <w:rPr>
+                <w:color w:val="373737"/>
+                <w:sz w:val="17"/>
+              </w:rPr>
+              <w:t>Return the dieline evaluation-status lookup (cached).</w:t>
+            </w:r>
+          </w:p>
+          <w:p>
+            <w:pPr>
+              <w:spacing w:after="20"/>
+            </w:pPr>
+            <w:r>
+              <w:rPr>
+                <w:b/>
+                <w:color w:val="373737"/>
+                <w:sz w:val="17"/>
+              </w:rPr>
+              <w:t xml:space="preserve">Today — </w:t>
+            </w:r>
+            <w:r>
+              <w:rPr>
+                <w:color w:val="373737"/>
+                <w:sz w:val="17"/>
+              </w:rPr>
+              <w:t>getDielineEvaluationStatuses()</w:t>
+            </w:r>
+          </w:p>
+          <w:p>
+            <w:pPr>
+              <w:spacing w:after="20"/>
+            </w:pPr>
+            <w:r>
+              <w:rPr>
+                <w:b/>
+                <w:color w:val="373737"/>
+                <w:sz w:val="17"/>
+              </w:rPr>
+              <w:t>Done when:</w:t>
+            </w:r>
+          </w:p>
+          <w:p>
+            <w:pPr>
+              <w:spacing w:after="20"/>
+              <w:ind w:left="173"/>
+            </w:pPr>
+            <w:r>
+              <w:rPr>
+                <w:color w:val="444444"/>
+                <w:sz w:val="17"/>
+              </w:rPr>
+              <w:t xml:space="preserve">• </w:t>
+            </w:r>
+            <w:r>
+              <w:rPr>
+                <w:color w:val="373737"/>
+                <w:sz w:val="17"/>
+              </w:rPr>
+              <w:t>returns statuses; cached</w:t>
+            </w:r>
+          </w:p>
+        </w:tc>
+      </w:tr>
+      <w:tr>
+        <w:tc>
+          <w:tcPr>
+            <w:shd w:val="clear" w:color="auto" w:fill="F5F8FF"/>
+            <w:tcW w:w="2448" w:type="dxa"/>
+          </w:tcPr>
+          <w:p>
+            <w:pPr>
+              <w:spacing w:after="20"/>
+            </w:pPr>
+            <w:r>
+              <w:rPr>
+                <w:sz w:val="18"/>
+              </w:rPr>
+              <w:t xml:space="preserve">🔷 </w:t>
+            </w:r>
+            <w:r>
+              <w:rPr>
+                <w:rFonts w:ascii="Courier New" w:hAnsi="Courier New"/>
+                <w:b/>
+                <w:color w:val="1F497D"/>
+                <w:sz w:val="17"/>
+              </w:rPr>
+              <w:t>PKG-BE-B-06</w:t>
+            </w:r>
+          </w:p>
+          <w:p>
+            <w:pPr>
+              <w:spacing w:after="20"/>
+            </w:pPr>
+            <w:r>
+              <w:rPr>
+                <w:rFonts w:ascii="Courier New" w:hAnsi="Courier New"/>
+                <w:sz w:val="17"/>
+              </w:rPr>
+              <w:t>getCountries(codes)</w:t>
+            </w:r>
+            <w:r>
+              <w:rPr>
+                <w:color w:val="373737"/>
+                <w:sz w:val="17"/>
+              </w:rPr>
+              <w:t xml:space="preserve"> (cacheable)</w:t>
+            </w:r>
+          </w:p>
+        </w:tc>
+        <w:tc>
+          <w:tcPr>
+            <w:shd w:val="clear" w:color="auto" w:fill="F5F8FF"/>
+            <w:tcW w:w="1152" w:type="dxa"/>
+          </w:tcPr>
+          <w:p>
+            <w:pPr>
+              <w:spacing w:after="20"/>
+            </w:pPr>
+            <w:r>
+              <w:rPr>
+                <w:color w:val="1E7A34"/>
+                <w:sz w:val="17"/>
+              </w:rPr>
+              <w:t>🟢 Low [XS]</w:t>
+            </w:r>
+          </w:p>
+        </w:tc>
+        <w:tc>
+          <w:tcPr>
+            <w:shd w:val="clear" w:color="auto" w:fill="F5F8FF"/>
+            <w:tcW w:w="1872" w:type="dxa"/>
+          </w:tcPr>
+          <w:p>
+            <w:pPr>
+              <w:spacing w:after="20"/>
+            </w:pPr>
+            <w:r>
+              <w:rPr>
+                <w:color w:val="444444"/>
+                <w:sz w:val="17"/>
+              </w:rPr>
+              <w:t>Query</w:t>
+            </w:r>
+          </w:p>
+        </w:tc>
+        <w:tc>
+          <w:tcPr>
+            <w:shd w:val="clear" w:color="auto" w:fill="F5F8FF"/>
+            <w:tcW w:w="1368" w:type="dxa"/>
+          </w:tcPr>
+          <w:p>
+            <w:pPr>
+              <w:spacing w:after="20"/>
+            </w:pPr>
+            <w:r>
+              <w:rPr>
+                <w:color w:val="444444"/>
+                <w:sz w:val="17"/>
+              </w:rPr>
+              <w:t>B-01</w:t>
+            </w:r>
+          </w:p>
+        </w:tc>
+        <w:tc>
+          <w:tcPr>
+            <w:shd w:val="clear" w:color="auto" w:fill="F5F8FF"/>
             <w:tcW w:w="5976" w:type="dxa"/>
           </w:tcPr>
           <w:p>
@@ -5709,7 +6510,7 @@
           <w:color w:val="7D5002"/>
           <w:sz w:val="22"/>
         </w:rPr>
-        <w:t>✏️ Phase D — Mutations  (6 stories)</w:t>
+        <w:t>✏️ Phase D — Mutations  (9 stories)</w:t>
       </w:r>
     </w:p>
     <w:tbl>
@@ -6058,48 +6859,6 @@
               </w:rPr>
               <w:t>evaluateDieline</w:t>
             </w:r>
-            <w:r>
-              <w:rPr>
-                <w:color w:val="373737"/>
-                <w:sz w:val="17"/>
-              </w:rPr>
-              <w:t xml:space="preserve"> · </w:t>
-            </w:r>
-            <w:r>
-              <w:rPr>
-                <w:rFonts w:ascii="Courier New" w:hAnsi="Courier New"/>
-                <w:sz w:val="17"/>
-              </w:rPr>
-              <w:t>exportPackaging</w:t>
-            </w:r>
-            <w:r>
-              <w:rPr>
-                <w:color w:val="373737"/>
-                <w:sz w:val="17"/>
-              </w:rPr>
-              <w:t xml:space="preserve"> · </w:t>
-            </w:r>
-            <w:r>
-              <w:rPr>
-                <w:rFonts w:ascii="Courier New" w:hAnsi="Courier New"/>
-                <w:sz w:val="17"/>
-              </w:rPr>
-              <w:t>lockPackaging</w:t>
-            </w:r>
-            <w:r>
-              <w:rPr>
-                <w:color w:val="373737"/>
-                <w:sz w:val="17"/>
-              </w:rPr>
-              <w:t xml:space="preserve"> · </w:t>
-            </w:r>
-            <w:r>
-              <w:rPr>
-                <w:rFonts w:ascii="Courier New" w:hAnsi="Courier New"/>
-                <w:sz w:val="17"/>
-              </w:rPr>
-              <w:t>unlockPackaging</w:t>
-            </w:r>
           </w:p>
         </w:tc>
         <w:tc>
@@ -6113,10 +6872,10 @@
             </w:pPr>
             <w:r>
               <w:rPr>
-                <w:color w:val="9B7A00"/>
-                <w:sz w:val="17"/>
-              </w:rPr>
-              <w:t>🟡 Medium [M]</w:t>
+                <w:color w:val="1E7A34"/>
+                <w:sz w:val="17"/>
+              </w:rPr>
+              <w:t>🟢 Low [XS]</w:t>
             </w:r>
           </w:p>
         </w:tc>
@@ -6178,7 +6937,7 @@
                 <w:color w:val="373737"/>
                 <w:sz w:val="17"/>
               </w:rPr>
-              <w:t>Trigger evaluation of a dieline; Kick off a packaging export; Lock a packaging from edits; Unlock a packaging</w:t>
+              <w:t>Trigger evaluation of a dieline.</w:t>
             </w:r>
           </w:p>
           <w:p>
@@ -6198,7 +6957,7 @@
                 <w:color w:val="373737"/>
                 <w:sz w:val="17"/>
               </w:rPr>
-              <w:t>PUT packaging/v1/dielines/{dielineId}/evaluate. ; token → requestPackagingExport({workspace_id, workspace_description, product_ids}) → request id. ; token → PUT…</w:t>
+              <w:t>PUT packaging/v1/dielines/{dielineId}/evaluate</w:t>
             </w:r>
           </w:p>
           <w:p>
@@ -6228,98 +6987,10 @@
             </w:r>
             <w:r>
               <w:rPr>
-                <w:rFonts w:ascii="Courier New" w:hAnsi="Courier New"/>
-                <w:sz w:val="17"/>
-              </w:rPr>
-              <w:t>evaluateDieline</w:t>
-            </w:r>
-            <w:r>
-              <w:rPr>
-                <w:color w:val="373737"/>
-                <w:sz w:val="17"/>
-              </w:rPr>
-              <w:t>: evaluates the dieline</w:t>
-            </w:r>
-          </w:p>
-          <w:p>
-            <w:pPr>
-              <w:spacing w:after="20"/>
-              <w:ind w:left="173"/>
-            </w:pPr>
-            <w:r>
-              <w:rPr>
-                <w:color w:val="444444"/>
-                <w:sz w:val="17"/>
-              </w:rPr>
-              <w:t xml:space="preserve">• </w:t>
-            </w:r>
-            <w:r>
-              <w:rPr>
-                <w:rFonts w:ascii="Courier New" w:hAnsi="Courier New"/>
-                <w:sz w:val="17"/>
-              </w:rPr>
-              <w:t>exportPackaging</w:t>
-            </w:r>
-            <w:r>
-              <w:rPr>
-                <w:color w:val="373737"/>
-                <w:sz w:val="17"/>
-              </w:rPr>
-              <w:t>: returns the export request id</w:t>
-            </w:r>
-          </w:p>
-          <w:p>
-            <w:pPr>
-              <w:spacing w:after="20"/>
-              <w:ind w:left="173"/>
-            </w:pPr>
-            <w:r>
-              <w:rPr>
-                <w:color w:val="444444"/>
-                <w:sz w:val="17"/>
-              </w:rPr>
-              <w:t xml:space="preserve">• </w:t>
-            </w:r>
-            <w:r>
-              <w:rPr>
-                <w:rFonts w:ascii="Courier New" w:hAnsi="Courier New"/>
-                <w:sz w:val="17"/>
-              </w:rPr>
-              <w:t>lockPackaging</w:t>
-            </w:r>
-            <w:r>
-              <w:rPr>
-                <w:color w:val="373737"/>
-                <w:sz w:val="17"/>
-              </w:rPr>
-              <w:t>: locks</w:t>
-            </w:r>
-          </w:p>
-          <w:p>
-            <w:pPr>
-              <w:spacing w:after="20"/>
-              <w:ind w:left="173"/>
-            </w:pPr>
-            <w:r>
-              <w:rPr>
-                <w:color w:val="444444"/>
-                <w:sz w:val="17"/>
-              </w:rPr>
-              <w:t xml:space="preserve">• </w:t>
-            </w:r>
-            <w:r>
-              <w:rPr>
-                <w:rFonts w:ascii="Courier New" w:hAnsi="Courier New"/>
-                <w:sz w:val="17"/>
-              </w:rPr>
-              <w:t>unlockPackaging</w:t>
-            </w:r>
-            <w:r>
-              <w:rPr>
-                <w:color w:val="373737"/>
-                <w:sz w:val="17"/>
-              </w:rPr>
-              <w:t>: unlocks</w:t>
+                <w:color w:val="373737"/>
+                <w:sz w:val="17"/>
+              </w:rPr>
+              <w:t>evaluates the dieline</w:t>
             </w:r>
           </w:p>
         </w:tc>
@@ -6727,7 +7398,7 @@
                 <w:color w:val="1F497D"/>
                 <w:sz w:val="17"/>
               </w:rPr>
-              <w:t>PKG-BE-D-08</w:t>
+              <w:t>PKG-BE-D-05</w:t>
             </w:r>
           </w:p>
           <w:p>
@@ -6739,7 +7410,7 @@
                 <w:rFonts w:ascii="Courier New" w:hAnsi="Courier New"/>
                 <w:sz w:val="17"/>
               </w:rPr>
-              <w:t>cloneFilesForDielines</w:t>
+              <w:t>exportPackaging</w:t>
             </w:r>
           </w:p>
         </w:tc>
@@ -6753,10 +7424,10 @@
             </w:pPr>
             <w:r>
               <w:rPr>
-                <w:color w:val="9B7A00"/>
-                <w:sz w:val="17"/>
-              </w:rPr>
-              <w:t>🟡 Medium [M]</w:t>
+                <w:color w:val="1E7A34"/>
+                <w:sz w:val="17"/>
+              </w:rPr>
+              <w:t>🟢 Low [XS]</w:t>
             </w:r>
           </w:p>
         </w:tc>
@@ -6776,25 +7447,6 @@
               <w:t>Mutation</w:t>
             </w:r>
           </w:p>
-          <w:p>
-            <w:pPr>
-              <w:spacing w:after="20"/>
-            </w:pPr>
-            <w:r>
-              <w:rPr>
-                <w:color w:val="444444"/>
-                <w:sz w:val="16"/>
-              </w:rPr>
-              <w:t xml:space="preserve">Calls: </w:t>
-            </w:r>
-            <w:r>
-              <w:rPr>
-                <w:color w:val="373737"/>
-                <w:sz w:val="16"/>
-              </w:rPr>
-              <w:t>attachment</w:t>
-            </w:r>
-          </w:p>
         </w:tc>
         <w:tc>
           <w:tcPr>
@@ -6834,7 +7486,7 @@
                 <w:color w:val="373737"/>
                 <w:sz w:val="17"/>
               </w:rPr>
-              <w:t>Copy attachment files for dielines.</w:t>
+              <w:t>Kick off a packaging export.</w:t>
             </w:r>
           </w:p>
           <w:p>
@@ -6854,7 +7506,7 @@
                 <w:color w:val="373737"/>
                 <w:sz w:val="17"/>
               </w:rPr>
-              <w:t>token → Promise.all(attachmentIds.map(id =&gt; (attachment) cloneAttachmentV3({cloneReferences}, id))), flatten. EXT: attachment</w:t>
+              <w:t>token → requestPackagingExport({workspace_id, workspace_description, product_ids}) → request id</w:t>
             </w:r>
           </w:p>
           <w:p>
@@ -6887,14 +7539,7 @@
                 <w:color w:val="373737"/>
                 <w:sz w:val="17"/>
               </w:rPr>
-              <w:t xml:space="preserve">clones each id with the shared </w:t>
-            </w:r>
-            <w:r>
-              <w:rPr>
-                <w:rFonts w:ascii="Courier New" w:hAnsi="Courier New"/>
-                <w:sz w:val="17"/>
-              </w:rPr>
-              <w:t>cloneReferences</w:t>
+              <w:t>returns the export request id</w:t>
             </w:r>
           </w:p>
         </w:tc>
@@ -6922,7 +7567,7 @@
                 <w:color w:val="1F497D"/>
                 <w:sz w:val="17"/>
               </w:rPr>
-              <w:t>PKG-BE-D-09</w:t>
+              <w:t>PKG-BE-D-06</w:t>
             </w:r>
           </w:p>
           <w:p>
@@ -6934,7 +7579,7 @@
                 <w:rFonts w:ascii="Courier New" w:hAnsi="Courier New"/>
                 <w:sz w:val="17"/>
               </w:rPr>
-              <w:t>updatePackagingComponentStatus</w:t>
+              <w:t>lockPackaging</w:t>
             </w:r>
           </w:p>
         </w:tc>
@@ -6995,6 +7640,541 @@
         <w:tc>
           <w:tcPr>
             <w:shd w:val="clear" w:color="auto" w:fill="F5F8FF"/>
+            <w:tcW w:w="5976" w:type="dxa"/>
+          </w:tcPr>
+          <w:p>
+            <w:pPr>
+              <w:spacing w:after="20"/>
+            </w:pPr>
+            <w:r>
+              <w:rPr>
+                <w:b/>
+                <w:color w:val="373737"/>
+                <w:sz w:val="17"/>
+              </w:rPr>
+              <w:t xml:space="preserve">Intent — </w:t>
+            </w:r>
+            <w:r>
+              <w:rPr>
+                <w:color w:val="373737"/>
+                <w:sz w:val="17"/>
+              </w:rPr>
+              <w:t>Lock a packaging from edits.</w:t>
+            </w:r>
+          </w:p>
+          <w:p>
+            <w:pPr>
+              <w:spacing w:after="20"/>
+            </w:pPr>
+            <w:r>
+              <w:rPr>
+                <w:b/>
+                <w:color w:val="373737"/>
+                <w:sz w:val="17"/>
+              </w:rPr>
+              <w:t xml:space="preserve">Today — </w:t>
+            </w:r>
+            <w:r>
+              <w:rPr>
+                <w:color w:val="373737"/>
+                <w:sz w:val="17"/>
+              </w:rPr>
+              <w:t>token → PUT packaging/v1/{id}/lock</w:t>
+            </w:r>
+          </w:p>
+          <w:p>
+            <w:pPr>
+              <w:spacing w:after="20"/>
+            </w:pPr>
+            <w:r>
+              <w:rPr>
+                <w:b/>
+                <w:color w:val="373737"/>
+                <w:sz w:val="17"/>
+              </w:rPr>
+              <w:t>Done when:</w:t>
+            </w:r>
+          </w:p>
+          <w:p>
+            <w:pPr>
+              <w:spacing w:after="20"/>
+              <w:ind w:left="173"/>
+            </w:pPr>
+            <w:r>
+              <w:rPr>
+                <w:color w:val="444444"/>
+                <w:sz w:val="17"/>
+              </w:rPr>
+              <w:t xml:space="preserve">• </w:t>
+            </w:r>
+            <w:r>
+              <w:rPr>
+                <w:color w:val="373737"/>
+                <w:sz w:val="17"/>
+              </w:rPr>
+              <w:t>locks</w:t>
+            </w:r>
+          </w:p>
+        </w:tc>
+      </w:tr>
+      <w:tr>
+        <w:tc>
+          <w:tcPr>
+            <w:tcW w:w="2448" w:type="dxa"/>
+          </w:tcPr>
+          <w:p>
+            <w:pPr>
+              <w:spacing w:after="20"/>
+            </w:pPr>
+            <w:r>
+              <w:rPr>
+                <w:sz w:val="18"/>
+              </w:rPr>
+              <w:t xml:space="preserve">🔶 </w:t>
+            </w:r>
+            <w:r>
+              <w:rPr>
+                <w:rFonts w:ascii="Courier New" w:hAnsi="Courier New"/>
+                <w:b/>
+                <w:color w:val="1F497D"/>
+                <w:sz w:val="17"/>
+              </w:rPr>
+              <w:t>PKG-BE-D-07</w:t>
+            </w:r>
+          </w:p>
+          <w:p>
+            <w:pPr>
+              <w:spacing w:after="20"/>
+            </w:pPr>
+            <w:r>
+              <w:rPr>
+                <w:rFonts w:ascii="Courier New" w:hAnsi="Courier New"/>
+                <w:sz w:val="17"/>
+              </w:rPr>
+              <w:t>unlockPackaging</w:t>
+            </w:r>
+          </w:p>
+        </w:tc>
+        <w:tc>
+          <w:tcPr>
+            <w:tcW w:w="1152" w:type="dxa"/>
+          </w:tcPr>
+          <w:p>
+            <w:pPr>
+              <w:spacing w:after="20"/>
+            </w:pPr>
+            <w:r>
+              <w:rPr>
+                <w:color w:val="1E7A34"/>
+                <w:sz w:val="17"/>
+              </w:rPr>
+              <w:t>🟢 Low [XS]</w:t>
+            </w:r>
+          </w:p>
+        </w:tc>
+        <w:tc>
+          <w:tcPr>
+            <w:tcW w:w="1872" w:type="dxa"/>
+          </w:tcPr>
+          <w:p>
+            <w:pPr>
+              <w:spacing w:after="20"/>
+            </w:pPr>
+            <w:r>
+              <w:rPr>
+                <w:color w:val="444444"/>
+                <w:sz w:val="17"/>
+              </w:rPr>
+              <w:t>Mutation</w:t>
+            </w:r>
+          </w:p>
+        </w:tc>
+        <w:tc>
+          <w:tcPr>
+            <w:tcW w:w="1368" w:type="dxa"/>
+          </w:tcPr>
+          <w:p>
+            <w:pPr>
+              <w:spacing w:after="20"/>
+            </w:pPr>
+            <w:r>
+              <w:rPr>
+                <w:color w:val="444444"/>
+                <w:sz w:val="17"/>
+              </w:rPr>
+              <w:t>B-01</w:t>
+            </w:r>
+          </w:p>
+        </w:tc>
+        <w:tc>
+          <w:tcPr>
+            <w:tcW w:w="5976" w:type="dxa"/>
+          </w:tcPr>
+          <w:p>
+            <w:pPr>
+              <w:spacing w:after="20"/>
+            </w:pPr>
+            <w:r>
+              <w:rPr>
+                <w:b/>
+                <w:color w:val="373737"/>
+                <w:sz w:val="17"/>
+              </w:rPr>
+              <w:t xml:space="preserve">Intent — </w:t>
+            </w:r>
+            <w:r>
+              <w:rPr>
+                <w:color w:val="373737"/>
+                <w:sz w:val="17"/>
+              </w:rPr>
+              <w:t>Unlock a packaging.</w:t>
+            </w:r>
+          </w:p>
+          <w:p>
+            <w:pPr>
+              <w:spacing w:after="20"/>
+            </w:pPr>
+            <w:r>
+              <w:rPr>
+                <w:b/>
+                <w:color w:val="373737"/>
+                <w:sz w:val="17"/>
+              </w:rPr>
+              <w:t xml:space="preserve">Today — </w:t>
+            </w:r>
+            <w:r>
+              <w:rPr>
+                <w:color w:val="373737"/>
+                <w:sz w:val="17"/>
+              </w:rPr>
+              <w:t>token → PUT packaging/v1/{id}/unlock</w:t>
+            </w:r>
+          </w:p>
+          <w:p>
+            <w:pPr>
+              <w:spacing w:after="20"/>
+            </w:pPr>
+            <w:r>
+              <w:rPr>
+                <w:b/>
+                <w:color w:val="373737"/>
+                <w:sz w:val="17"/>
+              </w:rPr>
+              <w:t>Done when:</w:t>
+            </w:r>
+          </w:p>
+          <w:p>
+            <w:pPr>
+              <w:spacing w:after="20"/>
+              <w:ind w:left="173"/>
+            </w:pPr>
+            <w:r>
+              <w:rPr>
+                <w:color w:val="444444"/>
+                <w:sz w:val="17"/>
+              </w:rPr>
+              <w:t xml:space="preserve">• </w:t>
+            </w:r>
+            <w:r>
+              <w:rPr>
+                <w:color w:val="373737"/>
+                <w:sz w:val="17"/>
+              </w:rPr>
+              <w:t>unlocks</w:t>
+            </w:r>
+          </w:p>
+        </w:tc>
+      </w:tr>
+      <w:tr>
+        <w:tc>
+          <w:tcPr>
+            <w:shd w:val="clear" w:color="auto" w:fill="F5F8FF"/>
+            <w:tcW w:w="2448" w:type="dxa"/>
+          </w:tcPr>
+          <w:p>
+            <w:pPr>
+              <w:spacing w:after="20"/>
+            </w:pPr>
+            <w:r>
+              <w:rPr>
+                <w:sz w:val="18"/>
+              </w:rPr>
+              <w:t xml:space="preserve">🔶 </w:t>
+            </w:r>
+            <w:r>
+              <w:rPr>
+                <w:rFonts w:ascii="Courier New" w:hAnsi="Courier New"/>
+                <w:b/>
+                <w:color w:val="1F497D"/>
+                <w:sz w:val="17"/>
+              </w:rPr>
+              <w:t>PKG-BE-D-08</w:t>
+            </w:r>
+          </w:p>
+          <w:p>
+            <w:pPr>
+              <w:spacing w:after="20"/>
+            </w:pPr>
+            <w:r>
+              <w:rPr>
+                <w:rFonts w:ascii="Courier New" w:hAnsi="Courier New"/>
+                <w:sz w:val="17"/>
+              </w:rPr>
+              <w:t>cloneFilesForDielines</w:t>
+            </w:r>
+          </w:p>
+        </w:tc>
+        <w:tc>
+          <w:tcPr>
+            <w:shd w:val="clear" w:color="auto" w:fill="F5F8FF"/>
+            <w:tcW w:w="1152" w:type="dxa"/>
+          </w:tcPr>
+          <w:p>
+            <w:pPr>
+              <w:spacing w:after="20"/>
+            </w:pPr>
+            <w:r>
+              <w:rPr>
+                <w:color w:val="9B7A00"/>
+                <w:sz w:val="17"/>
+              </w:rPr>
+              <w:t>🟡 Medium [M]</w:t>
+            </w:r>
+          </w:p>
+        </w:tc>
+        <w:tc>
+          <w:tcPr>
+            <w:shd w:val="clear" w:color="auto" w:fill="F5F8FF"/>
+            <w:tcW w:w="1872" w:type="dxa"/>
+          </w:tcPr>
+          <w:p>
+            <w:pPr>
+              <w:spacing w:after="20"/>
+            </w:pPr>
+            <w:r>
+              <w:rPr>
+                <w:color w:val="444444"/>
+                <w:sz w:val="17"/>
+              </w:rPr>
+              <w:t>Mutation</w:t>
+            </w:r>
+          </w:p>
+          <w:p>
+            <w:pPr>
+              <w:spacing w:after="20"/>
+            </w:pPr>
+            <w:r>
+              <w:rPr>
+                <w:color w:val="444444"/>
+                <w:sz w:val="16"/>
+              </w:rPr>
+              <w:t xml:space="preserve">Calls: </w:t>
+            </w:r>
+            <w:r>
+              <w:rPr>
+                <w:color w:val="373737"/>
+                <w:sz w:val="16"/>
+              </w:rPr>
+              <w:t>attachment</w:t>
+            </w:r>
+          </w:p>
+        </w:tc>
+        <w:tc>
+          <w:tcPr>
+            <w:shd w:val="clear" w:color="auto" w:fill="F5F8FF"/>
+            <w:tcW w:w="1368" w:type="dxa"/>
+          </w:tcPr>
+          <w:p>
+            <w:pPr>
+              <w:spacing w:after="20"/>
+            </w:pPr>
+            <w:r>
+              <w:rPr>
+                <w:color w:val="444444"/>
+                <w:sz w:val="17"/>
+              </w:rPr>
+              <w:t>B-01</w:t>
+            </w:r>
+          </w:p>
+        </w:tc>
+        <w:tc>
+          <w:tcPr>
+            <w:shd w:val="clear" w:color="auto" w:fill="F5F8FF"/>
+            <w:tcW w:w="5976" w:type="dxa"/>
+          </w:tcPr>
+          <w:p>
+            <w:pPr>
+              <w:spacing w:after="20"/>
+            </w:pPr>
+            <w:r>
+              <w:rPr>
+                <w:b/>
+                <w:color w:val="373737"/>
+                <w:sz w:val="17"/>
+              </w:rPr>
+              <w:t xml:space="preserve">Intent — </w:t>
+            </w:r>
+            <w:r>
+              <w:rPr>
+                <w:color w:val="373737"/>
+                <w:sz w:val="17"/>
+              </w:rPr>
+              <w:t>Copy attachment files for dielines.</w:t>
+            </w:r>
+          </w:p>
+          <w:p>
+            <w:pPr>
+              <w:spacing w:after="20"/>
+            </w:pPr>
+            <w:r>
+              <w:rPr>
+                <w:b/>
+                <w:color w:val="373737"/>
+                <w:sz w:val="17"/>
+              </w:rPr>
+              <w:t xml:space="preserve">Today — </w:t>
+            </w:r>
+            <w:r>
+              <w:rPr>
+                <w:color w:val="373737"/>
+                <w:sz w:val="17"/>
+              </w:rPr>
+              <w:t>token → Promise.all(attachmentIds.map(id =&gt; (attachment) cloneAttachmentV3({cloneReferences}, id))), flatten. EXT: attachment</w:t>
+            </w:r>
+          </w:p>
+          <w:p>
+            <w:pPr>
+              <w:spacing w:after="20"/>
+            </w:pPr>
+            <w:r>
+              <w:rPr>
+                <w:b/>
+                <w:color w:val="373737"/>
+                <w:sz w:val="17"/>
+              </w:rPr>
+              <w:t>Done when:</w:t>
+            </w:r>
+          </w:p>
+          <w:p>
+            <w:pPr>
+              <w:spacing w:after="20"/>
+              <w:ind w:left="173"/>
+            </w:pPr>
+            <w:r>
+              <w:rPr>
+                <w:color w:val="444444"/>
+                <w:sz w:val="17"/>
+              </w:rPr>
+              <w:t xml:space="preserve">• </w:t>
+            </w:r>
+            <w:r>
+              <w:rPr>
+                <w:color w:val="373737"/>
+                <w:sz w:val="17"/>
+              </w:rPr>
+              <w:t xml:space="preserve">clones each id with the shared </w:t>
+            </w:r>
+            <w:r>
+              <w:rPr>
+                <w:rFonts w:ascii="Courier New" w:hAnsi="Courier New"/>
+                <w:sz w:val="17"/>
+              </w:rPr>
+              <w:t>cloneReferences</w:t>
+            </w:r>
+          </w:p>
+        </w:tc>
+      </w:tr>
+      <w:tr>
+        <w:tc>
+          <w:tcPr>
+            <w:tcW w:w="2448" w:type="dxa"/>
+          </w:tcPr>
+          <w:p>
+            <w:pPr>
+              <w:spacing w:after="20"/>
+            </w:pPr>
+            <w:r>
+              <w:rPr>
+                <w:sz w:val="18"/>
+              </w:rPr>
+              <w:t xml:space="preserve">🔶 </w:t>
+            </w:r>
+            <w:r>
+              <w:rPr>
+                <w:rFonts w:ascii="Courier New" w:hAnsi="Courier New"/>
+                <w:b/>
+                <w:color w:val="1F497D"/>
+                <w:sz w:val="17"/>
+              </w:rPr>
+              <w:t>PKG-BE-D-09</w:t>
+            </w:r>
+          </w:p>
+          <w:p>
+            <w:pPr>
+              <w:spacing w:after="20"/>
+            </w:pPr>
+            <w:r>
+              <w:rPr>
+                <w:rFonts w:ascii="Courier New" w:hAnsi="Courier New"/>
+                <w:sz w:val="17"/>
+              </w:rPr>
+              <w:t>updatePackagingComponentStatus</w:t>
+            </w:r>
+          </w:p>
+        </w:tc>
+        <w:tc>
+          <w:tcPr>
+            <w:tcW w:w="1152" w:type="dxa"/>
+          </w:tcPr>
+          <w:p>
+            <w:pPr>
+              <w:spacing w:after="20"/>
+            </w:pPr>
+            <w:r>
+              <w:rPr>
+                <w:color w:val="1E7A34"/>
+                <w:sz w:val="17"/>
+              </w:rPr>
+              <w:t>🟢 Low [XS]</w:t>
+            </w:r>
+          </w:p>
+        </w:tc>
+        <w:tc>
+          <w:tcPr>
+            <w:tcW w:w="1872" w:type="dxa"/>
+          </w:tcPr>
+          <w:p>
+            <w:pPr>
+              <w:spacing w:after="20"/>
+            </w:pPr>
+            <w:r>
+              <w:rPr>
+                <w:color w:val="444444"/>
+                <w:sz w:val="17"/>
+              </w:rPr>
+              <w:t>Mutation</w:t>
+            </w:r>
+          </w:p>
+        </w:tc>
+        <w:tc>
+          <w:tcPr>
+            <w:tcW w:w="1368" w:type="dxa"/>
+          </w:tcPr>
+          <w:p>
+            <w:pPr>
+              <w:spacing w:after="20"/>
+            </w:pPr>
+            <w:r>
+              <w:rPr>
+                <w:color w:val="444444"/>
+                <w:sz w:val="17"/>
+              </w:rPr>
+              <w:t>B-01</w:t>
+            </w:r>
+          </w:p>
+        </w:tc>
+        <w:tc>
+          <w:tcPr>
             <w:tcW w:w="5976" w:type="dxa"/>
           </w:tcPr>
           <w:p>
